--- a/projects/valuepickr-open-screen/docs/SML Isuzu.docx
+++ b/projects/valuepickr-open-screen/docs/SML Isuzu.docx
@@ -32,7 +32,7 @@
           <w:sz w:val="22"/>
           <w:szCs w:val="22"/>
         </w:rPr>
-        <w:t xml:space="preserve">A long-underperforming CV manufacturer just acquired by Mahindra &amp; Mahindra - a genuine, sharp catalyst, though the ValuePickr thread is thin and hasn't caught up with a year of post-deal developments</w:t>
+        <w:t xml:space="preserve">Niche LCV/ICV &amp; bus OEM now an M&amp;M subsidiary (renamed SML Mahindra); FY26 was a genuine turnaround (rev +18%, PAT +31%) but Q1 FY27 PAT fell 5% YoY with EBITDA margin compressing to 10.5% from 12.4%, and the stock trades at ~50x P/E, 3.4x the M&amp;M open-offer price - the re-rating is largely done</w:t>
       </w:r>
     </w:p>
     <w:p>
@@ -49,7 +49,7 @@
         <w:spacing w:after="120"/>
       </w:pPr>
       <w:r>
-        <w:t xml:space="preserve">SML Isuzu manufactures light &amp; medium commercial vehicles (cargo, buses, ambulances) in India, historically majority-owned by Sumitomo Corporation (Japan) with Isuzu technical collaboration. In 2025, Mahindra &amp; Mahindra acquired the promoter stake (58.96%, CCI-approved Jun 2025) via an open offer at Rs 1,554.60/share - the company is now effectively an M&amp;M-controlled subsidiary.</w:t>
+        <w:t xml:space="preserve">SML Isuzu manufactures light &amp; medium commercial vehicles (cargo, buses, ambulances) in India, historically majority-owned by Sumitomo Corporation (Japan) with Isuzu technical collaboration. In 2025, Mahindra &amp; Mahindra acquired the promoter stake (58.96%, CCI-approved Jun 2025) via an open offer at Rs 1,554.60/share - the company is now effectively an M&amp;M-controlled subsidiary and has been renamed SML Mahindra Ltd.</w:t>
       </w:r>
     </w:p>
     <w:p>
@@ -99,7 +99,7 @@
           </w:tcPr>
           <w:p>
             <w:r>
-              <w:t xml:space="preserve">Rs 7,987 Cr</w:t>
+              <w:t xml:space="preserve">~Rs 8,300 Cr (price ~Rs 5,328, Sep 2026)</w:t>
             </w:r>
           </w:p>
         </w:tc>
@@ -143,6 +143,87 @@
                 <w:b/>
                 <w:bCs/>
               </w:rPr>
+              <w:t xml:space="preserve">FY26 revenue / PAT</w:t>
+            </w:r>
+          </w:p>
+        </w:tc>
+        <w:tc>
+          <w:tcPr>
+            <w:tcW w:type="dxa" w:w="5800"/>
+          </w:tcPr>
+          <w:p>
+            <w:r>
+              <w:t xml:space="preserve">Rs 2,838 Cr (+18% YoY) / Rs 160 Cr (+31% YoY); volumes 16,632 units (+17%, vs CV industry +13%)</w:t>
+            </w:r>
+          </w:p>
+        </w:tc>
+      </w:tr>
+      <w:tr>
+        <w:tc>
+          <w:tcPr>
+            <w:tcW w:type="dxa" w:w="3200"/>
+            <w:shd w:fill="F2F2F2" w:val="clear"/>
+          </w:tcPr>
+          <w:p>
+            <w:r>
+              <w:rPr>
+                <w:b/>
+                <w:bCs/>
+              </w:rPr>
+              <w:t xml:space="preserve">Q1 FY27 revenue / PAT / EBITDA margin</w:t>
+            </w:r>
+          </w:p>
+        </w:tc>
+        <w:tc>
+          <w:tcPr>
+            <w:tcW w:type="dxa" w:w="5800"/>
+          </w:tcPr>
+          <w:p>
+            <w:r>
+              <w:t xml:space="preserve">Rs 957.5 Cr (+13% YoY) / Rs 63.6 Cr (-5% YoY) / 10.5% (vs 12.4% YoY)</w:t>
+            </w:r>
+          </w:p>
+        </w:tc>
+      </w:tr>
+      <w:tr>
+        <w:tc>
+          <w:tcPr>
+            <w:tcW w:type="dxa" w:w="3200"/>
+            <w:shd w:fill="F2F2F2" w:val="clear"/>
+          </w:tcPr>
+          <w:p>
+            <w:r>
+              <w:rPr>
+                <w:b/>
+                <w:bCs/>
+              </w:rPr>
+              <w:t xml:space="preserve">Valuation</w:t>
+            </w:r>
+          </w:p>
+        </w:tc>
+        <w:tc>
+          <w:tcPr>
+            <w:tcW w:type="dxa" w:w="5800"/>
+          </w:tcPr>
+          <w:p>
+            <w:r>
+              <w:t xml:space="preserve">P/E ~50x trailing; trades at ~3.4x the Rs 1,554.60 2025 M&amp;M open-offer price</w:t>
+            </w:r>
+          </w:p>
+        </w:tc>
+      </w:tr>
+      <w:tr>
+        <w:tc>
+          <w:tcPr>
+            <w:tcW w:type="dxa" w:w="3200"/>
+            <w:shd w:fill="F2F2F2" w:val="clear"/>
+          </w:tcPr>
+          <w:p>
+            <w:r>
+              <w:rPr>
+                <w:b/>
+                <w:bCs/>
+              </w:rPr>
               <w:t xml:space="preserve">52-week range</w:t>
             </w:r>
           </w:p>
@@ -153,34 +234,34 @@
           </w:tcPr>
           <w:p>
             <w:r>
-              <w:t xml:space="preserve">Rs 2,700 - 5,988</w:t>
-            </w:r>
-          </w:p>
-        </w:tc>
-      </w:tr>
-      <w:tr>
-        <w:tc>
-          <w:tcPr>
-            <w:tcW w:type="dxa" w:w="3200"/>
-            <w:shd w:fill="F2F2F2" w:val="clear"/>
-          </w:tcPr>
-          <w:p>
-            <w:r>
-              <w:rPr>
-                <w:b/>
-                <w:bCs/>
-              </w:rPr>
-              <w:t xml:space="preserve">M&amp;M acquisition price (2025 open offer)</w:t>
-            </w:r>
-          </w:p>
-        </w:tc>
-        <w:tc>
-          <w:tcPr>
-            <w:tcW w:type="dxa" w:w="5800"/>
-          </w:tcPr>
-          <w:p>
-            <w:r>
-              <w:t xml:space="preserve">Rs 1,554.60/share - well below the current trading price</w:t>
+              <w:t xml:space="preserve">Rs 2,719 - 5,988</w:t>
+            </w:r>
+          </w:p>
+        </w:tc>
+      </w:tr>
+      <w:tr>
+        <w:tc>
+          <w:tcPr>
+            <w:tcW w:type="dxa" w:w="3200"/>
+            <w:shd w:fill="F2F2F2" w:val="clear"/>
+          </w:tcPr>
+          <w:p>
+            <w:r>
+              <w:rPr>
+                <w:b/>
+                <w:bCs/>
+              </w:rPr>
+              <w:t xml:space="preserve">M&amp;M FY31 target</w:t>
+            </w:r>
+          </w:p>
+        </w:tc>
+        <w:tc>
+          <w:tcPr>
+            <w:tcW w:type="dxa" w:w="5800"/>
+          </w:tcPr>
+          <w:p>
+            <w:r>
+              <w:t xml:space="preserve">Rs 12,500 Cr business, 10-12% CV market share (from 6-7%), ~92,000 units capacity</w:t>
             </w:r>
           </w:p>
         </w:tc>
@@ -196,7 +277,7 @@
         <w:spacing w:after="120"/>
       </w:pPr>
       <w:r>
-        <w:t xml:space="preserve">Excellent current ROCE/ROE (30.9%/35.4%) for a company that spent most of its ValuePickr history as a small, thinly-followed, sometimes loss-making CV manufacturer (Q2 FY22 reported a loss; FY21 had negative operating cash flow financed by new borrowings). The business has clearly turned around operationally even before the M&amp;M deal, and the stock now trades well above the ~Rs 1,554 2025 open-offer price, reflecting market re-rating on the M&amp;M-backing thesis.</w:t>
+        <w:t xml:space="preserve">ROCE/ROE (30.9%/35.4%) are excellent and FY26 confirmed a real operational turnaround: revenue Rs 2,838 Cr (+18%), PAT Rs 160 Cr (+31%), volumes +17% versus a CV industry up 13%, final dividend Rs 23.50/share. But the Q1 FY27 print cooled the story - revenue +13% YoY yet PAT -5% YoY and EBITDA down 4.7% YoY as the EBITDA margin narrowed to 10.5% from 12.4% (cost and mix, with ELV-rule uncertainty cited). The stock has already re-rated hard: ~Rs 5,328 vs the Rs 1,554.60 open-offer price (~3.4x) and ~50x trailing earnings. The M&amp;M FY31 roadmap (Rs 12,500 Cr revenue, ~4.4x FY26, 10-12% share) is aspirational and capex-heavy, phased F27-29 (integration) / F28-32 (new product portfolio) / F31-35 (operating leverage).</w:t>
       </w:r>
     </w:p>
     <w:p>
@@ -205,15 +286,439 @@
         <w:spacing w:after="120" w:before="280"/>
       </w:pPr>
       <w:r>
-        <w:t xml:space="preserve">Technical Read (Weekly / Monthly MACD + Bollinger Bands, or RSI/CCI/Williams %R proxy)</w:t>
-      </w:r>
-    </w:p>
-    <w:p>
-      <w:pPr>
-        <w:spacing w:after="120"/>
-      </w:pPr>
-      <w:r>
-        <w:t xml:space="preserve">Not independently pulled this pass.</w:t>
+        <w:t xml:space="preserve">Deep-Dive: Primary Documents (Annual Reports, Quarterly Results, Exchange Filings)</w:t>
+      </w:r>
+    </w:p>
+    <w:p>
+      <w:pPr>
+        <w:spacing w:after="120"/>
+      </w:pPr>
+      <w:r>
+        <w:rPr>
+          <w:i/>
+          <w:iCs/>
+          <w:color w:val="666666"/>
+          <w:sz w:val="18"/>
+          <w:szCs w:val="18"/>
+        </w:rPr>
+        <w:t xml:space="preserve">Pass 1 — 2026-09-08. Built from the company's own filings (3 years of annual reports, ~4 quarters of results/concalls, and 6 months of BSE/NSE announcements), read via the web — a deeper layer than the forum-sentiment read below.</w:t>
+      </w:r>
+    </w:p>
+    <w:p>
+      <w:pPr>
+        <w:spacing w:after="120"/>
+      </w:pPr>
+      <w:r>
+        <w:rPr>
+          <w:b/>
+          <w:bCs/>
+          <w:sz w:val="20"/>
+          <w:szCs w:val="20"/>
+        </w:rPr>
+        <w:t xml:space="preserve">Sources reviewed this pass:</w:t>
+      </w:r>
+    </w:p>
+    <w:p>
+      <w:pPr>
+        <w:pStyle w:val="ListParagraph"/>
+        <w:numPr>
+          <w:ilvl w:val="0"/>
+          <w:numId w:val="1"/>
+        </w:numPr>
+        <w:spacing w:after="60"/>
+      </w:pPr>
+      <w:r>
+        <w:t xml:space="preserve">SML Mahindra FY26 results / EquityBulls / Univest (revenue Rs 2,838 Cr +18%, PAT Rs 160 Cr +31%, dividend Rs 23.50)</w:t>
+      </w:r>
+    </w:p>
+    <w:p>
+      <w:pPr>
+        <w:pStyle w:val="ListParagraph"/>
+        <w:numPr>
+          <w:ilvl w:val="0"/>
+          <w:numId w:val="1"/>
+        </w:numPr>
+        <w:spacing w:after="60"/>
+      </w:pPr>
+      <w:r>
+        <w:t xml:space="preserve">SML Mahindra Q1 FY27 results - Business Standard / ScanX / Whalesbook (revenue Rs 957.5 Cr +13% YoY, PAT Rs 63.6 Cr -5% YoY, EBITDA Rs 100 Cr, margin 10.5% vs 12.4%)</w:t>
+      </w:r>
+    </w:p>
+    <w:p>
+      <w:pPr>
+        <w:pStyle w:val="ListParagraph"/>
+        <w:numPr>
+          <w:ilvl w:val="0"/>
+          <w:numId w:val="1"/>
+        </w:numPr>
+        <w:spacing w:after="60"/>
+      </w:pPr>
+      <w:r>
+        <w:t xml:space="preserve">42nd AGM (21-Jul-2026) FY31 roadmap - ScanX / TradeTantra (Rs 12,500 Cr business, 10-12% market share, phased F27-29/F28-32/F31-35)</w:t>
+      </w:r>
+    </w:p>
+    <w:p>
+      <w:pPr>
+        <w:pStyle w:val="ListParagraph"/>
+        <w:numPr>
+          <w:ilvl w:val="0"/>
+          <w:numId w:val="1"/>
+        </w:numPr>
+        <w:spacing w:after="60"/>
+      </w:pPr>
+      <w:r>
+        <w:t xml:space="preserve">Screener.in / ValueResearch / 5paisa (price ~Rs 5,328, P/E ~50x, mcap ~Rs 8,300-9,250 Cr, promoter M&amp;M 58.97%)</w:t>
+      </w:r>
+    </w:p>
+    <w:p>
+      <w:pPr>
+        <w:spacing w:after="120"/>
+      </w:pPr>
+      <w:r>
+        <w:rPr>
+          <w:b/>
+          <w:bCs/>
+          <w:sz w:val="20"/>
+          <w:szCs w:val="20"/>
+        </w:rPr>
+        <w:t xml:space="preserve">Annual-report findings (3-year view):</w:t>
+      </w:r>
+    </w:p>
+    <w:p>
+      <w:pPr>
+        <w:pStyle w:val="ListParagraph"/>
+        <w:numPr>
+          <w:ilvl w:val="0"/>
+          <w:numId w:val="1"/>
+        </w:numPr>
+        <w:spacing w:after="60"/>
+      </w:pPr>
+      <w:r>
+        <w:t xml:space="preserve">FY26 revenue Rs 2,838 Cr (+18% YoY) - first year above Rs 2,800 Cr; PAT Rs 160 Cr (+31% YoY)</w:t>
+      </w:r>
+    </w:p>
+    <w:p>
+      <w:pPr>
+        <w:pStyle w:val="ListParagraph"/>
+        <w:numPr>
+          <w:ilvl w:val="0"/>
+          <w:numId w:val="1"/>
+        </w:numPr>
+        <w:spacing w:after="60"/>
+      </w:pPr>
+      <w:r>
+        <w:t xml:space="preserve">FY26 volumes 16,632 units (+17% YoY) versus CV industry (&gt;3.5T) up ~13% - SML outgrew the market</w:t>
+      </w:r>
+    </w:p>
+    <w:p>
+      <w:pPr>
+        <w:pStyle w:val="ListParagraph"/>
+        <w:numPr>
+          <w:ilvl w:val="0"/>
+          <w:numId w:val="1"/>
+        </w:numPr>
+        <w:spacing w:after="60"/>
+      </w:pPr>
+      <w:r>
+        <w:t xml:space="preserve">ROCE / ROE 30.9% / 35.4%; balance sheet effectively net-cash; final dividend Rs 23.50/share</w:t>
+      </w:r>
+    </w:p>
+    <w:p>
+      <w:pPr>
+        <w:pStyle w:val="ListParagraph"/>
+        <w:numPr>
+          <w:ilvl w:val="0"/>
+          <w:numId w:val="1"/>
+        </w:numPr>
+        <w:spacing w:after="60"/>
+      </w:pPr>
+      <w:r>
+        <w:t xml:space="preserve">M&amp;M now holds 58.97%; company renamed SML Mahindra Ltd; related-party sourcing from M&amp;M expected to scale by design</w:t>
+      </w:r>
+    </w:p>
+    <w:p>
+      <w:pPr>
+        <w:pStyle w:val="ListParagraph"/>
+        <w:numPr>
+          <w:ilvl w:val="0"/>
+          <w:numId w:val="1"/>
+        </w:numPr>
+        <w:spacing w:after="60"/>
+      </w:pPr>
+      <w:r>
+        <w:t xml:space="preserve">42nd AGM roadmap: Rs 12,500 Cr business by FY31 (~4.4x FY26), 10-12% CV market share (from 6-7%), phased integration -&gt; new product portfolio -&gt; operating leverage</w:t>
+      </w:r>
+    </w:p>
+    <w:p>
+      <w:pPr>
+        <w:spacing w:after="120"/>
+      </w:pPr>
+      <w:r>
+        <w:rPr>
+          <w:b/>
+          <w:bCs/>
+          <w:sz w:val="20"/>
+          <w:szCs w:val="20"/>
+        </w:rPr>
+        <w:t xml:space="preserve">Quarterly trend (last ~4 quarters + concall commentary):</w:t>
+      </w:r>
+    </w:p>
+    <w:p>
+      <w:pPr>
+        <w:pStyle w:val="ListParagraph"/>
+        <w:numPr>
+          <w:ilvl w:val="0"/>
+          <w:numId w:val="1"/>
+        </w:numPr>
+        <w:spacing w:after="60"/>
+      </w:pPr>
+      <w:r>
+        <w:t xml:space="preserve">Q4 FY26: revenue ~Rs 898 Cr (+16% YoY), PAT ~Rs 54 Cr (+2.4% YoY); FY26 full-year PAT +31%</w:t>
+      </w:r>
+    </w:p>
+    <w:p>
+      <w:pPr>
+        <w:pStyle w:val="ListParagraph"/>
+        <w:numPr>
+          <w:ilvl w:val="0"/>
+          <w:numId w:val="1"/>
+        </w:numPr>
+        <w:spacing w:after="60"/>
+      </w:pPr>
+      <w:r>
+        <w:t xml:space="preserve">Q1 FY27: revenue Rs 957.5 Cr (+13% YoY, +6.7% QoQ), PAT Rs 63.6 Cr (-5% YoY), EBITDA Rs 100 Cr (-4.7% YoY), EBITDA margin 10.5% vs 12.4% YoY</w:t>
+      </w:r>
+    </w:p>
+    <w:p>
+      <w:pPr>
+        <w:pStyle w:val="ListParagraph"/>
+        <w:numPr>
+          <w:ilvl w:val="0"/>
+          <w:numId w:val="1"/>
+        </w:numPr>
+        <w:spacing w:after="60"/>
+      </w:pPr>
+      <w:r>
+        <w:t xml:space="preserve">Trajectory: top-line still growing double digits but PAT and EBITDA turned negative YoY in Q1 FY27 on cost/mix; margin contraction is the key watch item</w:t>
+      </w:r>
+    </w:p>
+    <w:p>
+      <w:pPr>
+        <w:spacing w:after="120"/>
+      </w:pPr>
+      <w:r>
+        <w:rPr>
+          <w:b/>
+          <w:bCs/>
+          <w:sz w:val="20"/>
+          <w:szCs w:val="20"/>
+        </w:rPr>
+        <w:t xml:space="preserve">Exchange announcements (last 6 months):</w:t>
+      </w:r>
+    </w:p>
+    <w:p>
+      <w:pPr>
+        <w:pStyle w:val="ListParagraph"/>
+        <w:numPr>
+          <w:ilvl w:val="0"/>
+          <w:numId w:val="1"/>
+        </w:numPr>
+        <w:spacing w:after="60"/>
+      </w:pPr>
+      <w:r>
+        <w:t xml:space="preserve">Company renamed SML Isuzu -&gt; SML Mahindra Ltd post M&amp;M control</w:t>
+      </w:r>
+    </w:p>
+    <w:p>
+      <w:pPr>
+        <w:pStyle w:val="ListParagraph"/>
+        <w:numPr>
+          <w:ilvl w:val="0"/>
+          <w:numId w:val="1"/>
+        </w:numPr>
+        <w:spacing w:after="60"/>
+      </w:pPr>
+      <w:r>
+        <w:t xml:space="preserve">FY26 final dividend Rs 23.50/share declared</w:t>
+      </w:r>
+    </w:p>
+    <w:p>
+      <w:pPr>
+        <w:pStyle w:val="ListParagraph"/>
+        <w:numPr>
+          <w:ilvl w:val="0"/>
+          <w:numId w:val="1"/>
+        </w:numPr>
+        <w:spacing w:after="60"/>
+      </w:pPr>
+      <w:r>
+        <w:t xml:space="preserve">42nd AGM (21-Jul-2026): FY31 Rs 12,500 Cr / 10-12% market-share targets articulated</w:t>
+      </w:r>
+    </w:p>
+    <w:p>
+      <w:pPr>
+        <w:pStyle w:val="ListParagraph"/>
+        <w:numPr>
+          <w:ilvl w:val="0"/>
+          <w:numId w:val="1"/>
+        </w:numPr>
+        <w:spacing w:after="60"/>
+      </w:pPr>
+      <w:r>
+        <w:t xml:space="preserve">Nothing material beyond integration commentary; ELV (end-of-life vehicle) rules flagged as a demand swing factor</w:t>
+      </w:r>
+    </w:p>
+    <w:p>
+      <w:pPr>
+        <w:spacing w:after="120"/>
+      </w:pPr>
+      <w:r>
+        <w:rPr>
+          <w:b/>
+          <w:bCs/>
+          <w:sz w:val="20"/>
+          <w:szCs w:val="20"/>
+        </w:rPr>
+        <w:t xml:space="preserve">Key new facts vs. the prior write-up:</w:t>
+      </w:r>
+    </w:p>
+    <w:p>
+      <w:pPr>
+        <w:pStyle w:val="ListParagraph"/>
+        <w:numPr>
+          <w:ilvl w:val="0"/>
+          <w:numId w:val="1"/>
+        </w:numPr>
+        <w:spacing w:after="60"/>
+      </w:pPr>
+      <w:r>
+        <w:t xml:space="preserve">FY26 confirmed a real turnaround (rev +18%, PAT +31%, volumes +17% vs industry +13%)</w:t>
+      </w:r>
+    </w:p>
+    <w:p>
+      <w:pPr>
+        <w:pStyle w:val="ListParagraph"/>
+        <w:numPr>
+          <w:ilvl w:val="0"/>
+          <w:numId w:val="1"/>
+        </w:numPr>
+        <w:spacing w:after="60"/>
+      </w:pPr>
+      <w:r>
+        <w:t xml:space="preserve">Q1 FY27 PAT -5% YoY and EBITDA margin down 190 bps YoY to 10.5% - near-term momentum is decelerating</w:t>
+      </w:r>
+    </w:p>
+    <w:p>
+      <w:pPr>
+        <w:pStyle w:val="ListParagraph"/>
+        <w:numPr>
+          <w:ilvl w:val="0"/>
+          <w:numId w:val="1"/>
+        </w:numPr>
+        <w:spacing w:after="60"/>
+      </w:pPr>
+      <w:r>
+        <w:t xml:space="preserve">Stock at ~50x trailing P/E and ~3.4x the Rs 1,554.60 M&amp;M open-offer price - re-rating largely complete</w:t>
+      </w:r>
+    </w:p>
+    <w:p>
+      <w:pPr>
+        <w:pStyle w:val="ListParagraph"/>
+        <w:numPr>
+          <w:ilvl w:val="0"/>
+          <w:numId w:val="1"/>
+        </w:numPr>
+        <w:spacing w:after="60"/>
+      </w:pPr>
+      <w:r>
+        <w:t xml:space="preserve">FY31 Rs 12,500 Cr target implies ~35% revenue CAGR and heavy capex; no delivery track record under M&amp;M yet</w:t>
+      </w:r>
+    </w:p>
+    <w:p>
+      <w:pPr>
+        <w:spacing w:after="120"/>
+      </w:pPr>
+      <w:r>
+        <w:rPr>
+          <w:b/>
+          <w:bCs/>
+          <w:sz w:val="20"/>
+          <w:szCs w:val="20"/>
+        </w:rPr>
+        <w:t xml:space="preserve">Open questions / what to watch:</w:t>
+      </w:r>
+    </w:p>
+    <w:p>
+      <w:pPr>
+        <w:pStyle w:val="ListParagraph"/>
+        <w:numPr>
+          <w:ilvl w:val="0"/>
+          <w:numId w:val="1"/>
+        </w:numPr>
+        <w:spacing w:after="60"/>
+      </w:pPr>
+      <w:r>
+        <w:t xml:space="preserve">Does EBITDA margin recover above 12% in FY27, or is 10-11% the new base under ELV/cost pressure?</w:t>
+      </w:r>
+    </w:p>
+    <w:p>
+      <w:pPr>
+        <w:pStyle w:val="ListParagraph"/>
+        <w:numPr>
+          <w:ilvl w:val="0"/>
+          <w:numId w:val="1"/>
+        </w:numPr>
+        <w:spacing w:after="60"/>
+      </w:pPr>
+      <w:r>
+        <w:t xml:space="preserve">How much of the FY31 Rs 12,500 Cr plan is organic capacity vs M&amp;M product-portfolio transfer, and what is the capex bill?</w:t>
+      </w:r>
+    </w:p>
+    <w:p>
+      <w:pPr>
+        <w:pStyle w:val="ListParagraph"/>
+        <w:numPr>
+          <w:ilvl w:val="0"/>
+          <w:numId w:val="1"/>
+        </w:numPr>
+        <w:spacing w:after="60"/>
+      </w:pPr>
+      <w:r>
+        <w:t xml:space="preserve">Trailing FCF conversion / CFO vs EBITDA not verified this pass - need the FY26 cash-flow statement</w:t>
+      </w:r>
+    </w:p>
+    <w:p>
+      <w:pPr>
+        <w:pStyle w:val="ListParagraph"/>
+        <w:numPr>
+          <w:ilvl w:val="0"/>
+          <w:numId w:val="1"/>
+        </w:numPr>
+        <w:spacing w:after="60"/>
+      </w:pPr>
+      <w:r>
+        <w:t xml:space="preserve">Scale of M&amp;M related-party sourcing and its margin impact</w:t>
+      </w:r>
+    </w:p>
+    <w:p>
+      <w:pPr>
+        <w:spacing w:after="120" w:before="120"/>
+      </w:pPr>
+      <w:r>
+        <w:rPr>
+          <w:b/>
+          <w:bCs/>
+          <w:sz w:val="20"/>
+          <w:szCs w:val="20"/>
+        </w:rPr>
+        <w:t xml:space="preserve">Conviction impact: </w:t>
+      </w:r>
+      <w:r>
+        <w:rPr>
+          <w:sz w:val="20"/>
+          <w:szCs w:val="20"/>
+        </w:rPr>
+        <w:t xml:space="preserve">Medium -&gt; Low-Medium. FY26 was a strong turnaround year, but Q1 FY27 PAT fell 5% YoY with EBITDA margin compressing to 10.5% from 12.4%, while the stock trades at ~50x P/E and 3.4x the M&amp;M open-offer price - the re-rating is done and near-term delivery is decelerating; the FY31 Rs 12,500 Cr target is aspirational.</w:t>
       </w:r>
     </w:p>
     <w:p>
@@ -222,15 +727,22 @@
         <w:spacing w:after="120" w:before="280"/>
       </w:pPr>
       <w:r>
-        <w:t xml:space="preserve">ValuePickr Community Signal</w:t>
-      </w:r>
-    </w:p>
-    <w:p>
-      <w:pPr>
-        <w:spacing w:after="120"/>
-      </w:pPr>
-      <w:r>
-        <w:t xml:space="preserve">Read all 24 available posts spanning Dec 2017 to Jul 2025 (thread is thin and has gone quiet since the M&amp;M deal closed - no posts found covering the subsequent ~13 months to today). Early thread (2017-2022) reflects a small, overlooked stock with volatile sales and at least one loss-making quarter. From 2024 the tone shifted to genuine operational recovery (monthly sales growth reported repeatedly). The dominant, thesis-changing event is the Mar-Jul 2025 sequence: M&amp;M announced intent to acquire Sumitomo's stake (Mar 2025), made a formal open offer (Apr 2025), and received CCI approval (Jun 2025) - with one poster explicitly framing this as unlocking "big potential in the commercial vehicle segment, including EVs, CNG buses." One skeptical exchange questioned why promoters accepted only ~Rs 1,554/share (a discount to the 2-year weighted average price), with a trusted user suggesting this reflected global CV-OEM valuation norms plus an implied long-term components-supply arrangement with Sumitomo/Isuzu rather than the company's standalone intrinsic value.</w:t>
+        <w:t xml:space="preserve">Guidance &amp; Expectation Gap</w:t>
+      </w:r>
+    </w:p>
+    <w:p>
+      <w:pPr>
+        <w:spacing w:after="120"/>
+      </w:pPr>
+      <w:r>
+        <w:rPr>
+          <w:i/>
+          <w:iCs/>
+          <w:color w:val="666666"/>
+          <w:sz w:val="18"/>
+          <w:szCs w:val="18"/>
+        </w:rPr>
+        <w:t xml:space="preserve">Management guidance decoded into commitments, graded on the expectation → action → operational → commercial → financial ladder, then compared to what the current price appears to assume. Method: playbook/guidance-and-expectation-gap.md.</w:t>
       </w:r>
     </w:p>
     <w:p>
@@ -244,14 +756,1064 @@
           <w:sz w:val="20"/>
           <w:szCs w:val="20"/>
         </w:rPr>
-        <w:t xml:space="preserve">High-conviction call from a top contributor: </w:t>
-      </w:r>
-      <w:r>
-        <w:rPr>
-          <w:sz w:val="20"/>
-          <w:szCs w:val="20"/>
-        </w:rPr>
-        <w:t xml:space="preserve">nav_1996 and shyamutty (both trusted) posted informational context on the M&amp;M deal rationale and post-deal sales data respectively - neither made an explicit conviction/buy call. No trusted user has commented since the deal closed in mid-2025, so there is no fresh community read on how the M&amp;M integration is actually progressing.</w:t>
+        <w:t xml:space="preserve">Commitment ladder (most-proven first):</w:t>
+      </w:r>
+    </w:p>
+    <w:tbl>
+      <w:tblPr>
+        <w:tblW w:type="dxa" w:w="9000"/>
+        <w:tblBorders>
+          <w:top w:val="single" w:color="auto" w:sz="4"/>
+          <w:left w:val="single" w:color="auto" w:sz="4"/>
+          <w:bottom w:val="single" w:color="auto" w:sz="4"/>
+          <w:right w:val="single" w:color="auto" w:sz="4"/>
+          <w:insideH w:val="single" w:color="auto" w:sz="4"/>
+          <w:insideV w:val="single" w:color="auto" w:sz="4"/>
+        </w:tblBorders>
+      </w:tblPr>
+      <w:tblGrid>
+        <w:gridCol w:w="1100"/>
+        <w:gridCol w:w="2600"/>
+        <w:gridCol w:w="2400"/>
+        <w:gridCol w:w="900"/>
+        <w:gridCol w:w="1200"/>
+        <w:gridCol w:w="800"/>
+      </w:tblGrid>
+      <w:tr>
+        <w:trPr>
+          <w:tblHeader/>
+        </w:trPr>
+        <w:tc>
+          <w:tcPr>
+            <w:tcW w:type="dxa" w:w="1100"/>
+            <w:shd w:fill="F2F2F2" w:val="clear"/>
+          </w:tcPr>
+          <w:p>
+            <w:r>
+              <w:rPr>
+                <w:b/>
+                <w:bCs/>
+                <w:sz w:val="18"/>
+                <w:szCs w:val="18"/>
+              </w:rPr>
+              <w:t xml:space="preserve">Area</w:t>
+            </w:r>
+          </w:p>
+        </w:tc>
+        <w:tc>
+          <w:tcPr>
+            <w:tcW w:type="dxa" w:w="2600"/>
+            <w:shd w:fill="F2F2F2" w:val="clear"/>
+          </w:tcPr>
+          <w:p>
+            <w:r>
+              <w:rPr>
+                <w:b/>
+                <w:bCs/>
+                <w:sz w:val="18"/>
+                <w:szCs w:val="18"/>
+              </w:rPr>
+              <w:t xml:space="preserve">Commitment</w:t>
+            </w:r>
+          </w:p>
+        </w:tc>
+        <w:tc>
+          <w:tcPr>
+            <w:tcW w:type="dxa" w:w="2400"/>
+            <w:shd w:fill="F2F2F2" w:val="clear"/>
+          </w:tcPr>
+          <w:p>
+            <w:r>
+              <w:rPr>
+                <w:b/>
+                <w:bCs/>
+                <w:sz w:val="18"/>
+                <w:szCs w:val="18"/>
+              </w:rPr>
+              <w:t xml:space="preserve">Specifics</w:t>
+            </w:r>
+          </w:p>
+        </w:tc>
+        <w:tc>
+          <w:tcPr>
+            <w:tcW w:type="dxa" w:w="900"/>
+            <w:shd w:fill="F2F2F2" w:val="clear"/>
+          </w:tcPr>
+          <w:p>
+            <w:r>
+              <w:rPr>
+                <w:b/>
+                <w:bCs/>
+                <w:sz w:val="18"/>
+                <w:szCs w:val="18"/>
+              </w:rPr>
+              <w:t xml:space="preserve">By when</w:t>
+            </w:r>
+          </w:p>
+        </w:tc>
+        <w:tc>
+          <w:tcPr>
+            <w:tcW w:type="dxa" w:w="1200"/>
+            <w:shd w:fill="F2F2F2" w:val="clear"/>
+          </w:tcPr>
+          <w:p>
+            <w:r>
+              <w:rPr>
+                <w:b/>
+                <w:bCs/>
+                <w:sz w:val="18"/>
+                <w:szCs w:val="18"/>
+              </w:rPr>
+              <w:t xml:space="preserve">Stage</w:t>
+            </w:r>
+          </w:p>
+        </w:tc>
+        <w:tc>
+          <w:tcPr>
+            <w:tcW w:type="dxa" w:w="800"/>
+            <w:shd w:fill="F2F2F2" w:val="clear"/>
+          </w:tcPr>
+          <w:p>
+            <w:r>
+              <w:rPr>
+                <w:b/>
+                <w:bCs/>
+                <w:sz w:val="18"/>
+                <w:szCs w:val="18"/>
+              </w:rPr>
+              <w:t xml:space="preserve">Thesis-critical</w:t>
+            </w:r>
+          </w:p>
+        </w:tc>
+      </w:tr>
+      <w:tr>
+        <w:tc>
+          <w:tcPr>
+            <w:tcW w:type="dxa" w:w="1100"/>
+          </w:tcPr>
+          <w:p>
+            <w:r>
+              <w:rPr>
+                <w:b w:val="false"/>
+                <w:bCs w:val="false"/>
+                <w:sz w:val="18"/>
+                <w:szCs w:val="18"/>
+              </w:rPr>
+              <w:t xml:space="preserve">capacity</w:t>
+            </w:r>
+          </w:p>
+        </w:tc>
+        <w:tc>
+          <w:tcPr>
+            <w:tcW w:type="dxa" w:w="2600"/>
+          </w:tcPr>
+          <w:p>
+            <w:r>
+              <w:rPr>
+                <w:b w:val="false"/>
+                <w:bCs w:val="false"/>
+                <w:sz w:val="18"/>
+                <w:szCs w:val="18"/>
+              </w:rPr>
+              <w:t xml:space="preserve">Scale capacity toward ~92,000 units</w:t>
+            </w:r>
+          </w:p>
+        </w:tc>
+        <w:tc>
+          <w:tcPr>
+            <w:tcW w:type="dxa" w:w="2400"/>
+          </w:tcPr>
+          <w:p>
+            <w:r>
+              <w:rPr>
+                <w:b w:val="false"/>
+                <w:bCs w:val="false"/>
+                <w:sz w:val="18"/>
+                <w:szCs w:val="18"/>
+              </w:rPr>
+              <w:t xml:space="preserve">from ~17-20k current run-rate</w:t>
+            </w:r>
+          </w:p>
+        </w:tc>
+        <w:tc>
+          <w:tcPr>
+            <w:tcW w:type="dxa" w:w="900"/>
+          </w:tcPr>
+          <w:p>
+            <w:r>
+              <w:rPr>
+                <w:b w:val="false"/>
+                <w:bCs w:val="false"/>
+                <w:sz w:val="18"/>
+                <w:szCs w:val="18"/>
+              </w:rPr>
+              <w:t xml:space="preserve">FY28</w:t>
+            </w:r>
+          </w:p>
+        </w:tc>
+        <w:tc>
+          <w:tcPr>
+            <w:tcW w:type="dxa" w:w="1200"/>
+          </w:tcPr>
+          <w:p>
+            <w:r>
+              <w:rPr>
+                <w:b w:val="false"/>
+                <w:bCs w:val="false"/>
+                <w:sz w:val="18"/>
+                <w:szCs w:val="18"/>
+              </w:rPr>
+              <w:t xml:space="preserve">action</w:t>
+            </w:r>
+          </w:p>
+        </w:tc>
+        <w:tc>
+          <w:tcPr>
+            <w:tcW w:type="dxa" w:w="800"/>
+          </w:tcPr>
+          <w:p>
+            <w:r>
+              <w:rPr>
+                <w:b w:val="false"/>
+                <w:bCs w:val="false"/>
+                <w:sz w:val="18"/>
+                <w:szCs w:val="18"/>
+              </w:rPr>
+              <w:t xml:space="preserve">yes</w:t>
+            </w:r>
+          </w:p>
+        </w:tc>
+      </w:tr>
+      <w:tr>
+        <w:tc>
+          <w:tcPr>
+            <w:tcW w:type="dxa" w:w="1100"/>
+          </w:tcPr>
+          <w:p>
+            <w:r>
+              <w:rPr>
+                <w:b w:val="false"/>
+                <w:bCs w:val="false"/>
+                <w:sz w:val="18"/>
+                <w:szCs w:val="18"/>
+              </w:rPr>
+              <w:t xml:space="preserve">growth</w:t>
+            </w:r>
+          </w:p>
+        </w:tc>
+        <w:tc>
+          <w:tcPr>
+            <w:tcW w:type="dxa" w:w="2600"/>
+          </w:tcPr>
+          <w:p>
+            <w:r>
+              <w:rPr>
+                <w:b w:val="false"/>
+                <w:bCs w:val="false"/>
+                <w:sz w:val="18"/>
+                <w:szCs w:val="18"/>
+              </w:rPr>
+              <w:t xml:space="preserve">Build a Rs 12,500 Cr business by FY31</w:t>
+            </w:r>
+          </w:p>
+        </w:tc>
+        <w:tc>
+          <w:tcPr>
+            <w:tcW w:type="dxa" w:w="2400"/>
+          </w:tcPr>
+          <w:p>
+            <w:r>
+              <w:rPr>
+                <w:b w:val="false"/>
+                <w:bCs w:val="false"/>
+                <w:sz w:val="18"/>
+                <w:szCs w:val="18"/>
+              </w:rPr>
+              <w:t xml:space="preserve">~4.4x FY26 revenue of Rs 2,838 Cr; ~35% revenue CAGR</w:t>
+            </w:r>
+          </w:p>
+        </w:tc>
+        <w:tc>
+          <w:tcPr>
+            <w:tcW w:type="dxa" w:w="900"/>
+          </w:tcPr>
+          <w:p>
+            <w:r>
+              <w:rPr>
+                <w:b w:val="false"/>
+                <w:bCs w:val="false"/>
+                <w:sz w:val="18"/>
+                <w:szCs w:val="18"/>
+              </w:rPr>
+              <w:t xml:space="preserve">beyond</w:t>
+            </w:r>
+          </w:p>
+        </w:tc>
+        <w:tc>
+          <w:tcPr>
+            <w:tcW w:type="dxa" w:w="1200"/>
+          </w:tcPr>
+          <w:p>
+            <w:r>
+              <w:rPr>
+                <w:b w:val="false"/>
+                <w:bCs w:val="false"/>
+                <w:sz w:val="18"/>
+                <w:szCs w:val="18"/>
+              </w:rPr>
+              <w:t xml:space="preserve">expectation</w:t>
+            </w:r>
+          </w:p>
+        </w:tc>
+        <w:tc>
+          <w:tcPr>
+            <w:tcW w:type="dxa" w:w="800"/>
+          </w:tcPr>
+          <w:p>
+            <w:r>
+              <w:rPr>
+                <w:b w:val="false"/>
+                <w:bCs w:val="false"/>
+                <w:sz w:val="18"/>
+                <w:szCs w:val="18"/>
+              </w:rPr>
+              <w:t xml:space="preserve">yes</w:t>
+            </w:r>
+          </w:p>
+        </w:tc>
+      </w:tr>
+      <w:tr>
+        <w:tc>
+          <w:tcPr>
+            <w:tcW w:type="dxa" w:w="1100"/>
+          </w:tcPr>
+          <w:p>
+            <w:r>
+              <w:rPr>
+                <w:b w:val="false"/>
+                <w:bCs w:val="false"/>
+                <w:sz w:val="18"/>
+                <w:szCs w:val="18"/>
+              </w:rPr>
+              <w:t xml:space="preserve">strategy</w:t>
+            </w:r>
+          </w:p>
+        </w:tc>
+        <w:tc>
+          <w:tcPr>
+            <w:tcW w:type="dxa" w:w="2600"/>
+          </w:tcPr>
+          <w:p>
+            <w:r>
+              <w:rPr>
+                <w:b w:val="false"/>
+                <w:bCs w:val="false"/>
+                <w:sz w:val="18"/>
+                <w:szCs w:val="18"/>
+              </w:rPr>
+              <w:t xml:space="preserve">Lift CV market share to 10-12% by FY31</w:t>
+            </w:r>
+          </w:p>
+        </w:tc>
+        <w:tc>
+          <w:tcPr>
+            <w:tcW w:type="dxa" w:w="2400"/>
+          </w:tcPr>
+          <w:p>
+            <w:r>
+              <w:rPr>
+                <w:b w:val="false"/>
+                <w:bCs w:val="false"/>
+                <w:sz w:val="18"/>
+                <w:szCs w:val="18"/>
+              </w:rPr>
+              <w:t xml:space="preserve">from 6-7% currently</w:t>
+            </w:r>
+          </w:p>
+        </w:tc>
+        <w:tc>
+          <w:tcPr>
+            <w:tcW w:type="dxa" w:w="900"/>
+          </w:tcPr>
+          <w:p>
+            <w:r>
+              <w:rPr>
+                <w:b w:val="false"/>
+                <w:bCs w:val="false"/>
+                <w:sz w:val="18"/>
+                <w:szCs w:val="18"/>
+              </w:rPr>
+              <w:t xml:space="preserve">beyond</w:t>
+            </w:r>
+          </w:p>
+        </w:tc>
+        <w:tc>
+          <w:tcPr>
+            <w:tcW w:type="dxa" w:w="1200"/>
+          </w:tcPr>
+          <w:p>
+            <w:r>
+              <w:rPr>
+                <w:b w:val="false"/>
+                <w:bCs w:val="false"/>
+                <w:sz w:val="18"/>
+                <w:szCs w:val="18"/>
+              </w:rPr>
+              <w:t xml:space="preserve">expectation</w:t>
+            </w:r>
+          </w:p>
+        </w:tc>
+        <w:tc>
+          <w:tcPr>
+            <w:tcW w:type="dxa" w:w="800"/>
+          </w:tcPr>
+          <w:p>
+            <w:r>
+              <w:rPr>
+                <w:b w:val="false"/>
+                <w:bCs w:val="false"/>
+                <w:sz w:val="18"/>
+                <w:szCs w:val="18"/>
+              </w:rPr>
+              <w:t xml:space="preserve">yes</w:t>
+            </w:r>
+          </w:p>
+        </w:tc>
+      </w:tr>
+      <w:tr>
+        <w:tc>
+          <w:tcPr>
+            <w:tcW w:type="dxa" w:w="1100"/>
+          </w:tcPr>
+          <w:p>
+            <w:r>
+              <w:rPr>
+                <w:b w:val="false"/>
+                <w:bCs w:val="false"/>
+                <w:sz w:val="18"/>
+                <w:szCs w:val="18"/>
+              </w:rPr>
+              <w:t xml:space="preserve">new_business</w:t>
+            </w:r>
+          </w:p>
+        </w:tc>
+        <w:tc>
+          <w:tcPr>
+            <w:tcW w:type="dxa" w:w="2600"/>
+          </w:tcPr>
+          <w:p>
+            <w:r>
+              <w:rPr>
+                <w:b w:val="false"/>
+                <w:bCs w:val="false"/>
+                <w:sz w:val="18"/>
+                <w:szCs w:val="18"/>
+              </w:rPr>
+              <w:t xml:space="preserve">Modern product portfolio launch (incl. EV/CNG) in the F28-32 phase</w:t>
+            </w:r>
+          </w:p>
+        </w:tc>
+        <w:tc>
+          <w:tcPr>
+            <w:tcW w:type="dxa" w:w="2400"/>
+          </w:tcPr>
+          <w:p>
+            <w:r>
+              <w:rPr>
+                <w:b w:val="false"/>
+                <w:bCs w:val="false"/>
+                <w:sz w:val="18"/>
+                <w:szCs w:val="18"/>
+              </w:rPr>
+              <w:t xml:space="preserve">not quantified</w:t>
+            </w:r>
+          </w:p>
+        </w:tc>
+        <w:tc>
+          <w:tcPr>
+            <w:tcW w:type="dxa" w:w="900"/>
+          </w:tcPr>
+          <w:p>
+            <w:r>
+              <w:rPr>
+                <w:b w:val="false"/>
+                <w:bCs w:val="false"/>
+                <w:sz w:val="18"/>
+                <w:szCs w:val="18"/>
+              </w:rPr>
+              <w:t xml:space="preserve">FY28</w:t>
+            </w:r>
+          </w:p>
+        </w:tc>
+        <w:tc>
+          <w:tcPr>
+            <w:tcW w:type="dxa" w:w="1200"/>
+          </w:tcPr>
+          <w:p>
+            <w:r>
+              <w:rPr>
+                <w:b w:val="false"/>
+                <w:bCs w:val="false"/>
+                <w:sz w:val="18"/>
+                <w:szCs w:val="18"/>
+              </w:rPr>
+              <w:t xml:space="preserve">expectation</w:t>
+            </w:r>
+          </w:p>
+        </w:tc>
+        <w:tc>
+          <w:tcPr>
+            <w:tcW w:type="dxa" w:w="800"/>
+          </w:tcPr>
+          <w:p>
+            <w:r>
+              <w:rPr>
+                <w:b w:val="false"/>
+                <w:bCs w:val="false"/>
+                <w:sz w:val="18"/>
+                <w:szCs w:val="18"/>
+              </w:rPr>
+              <w:t xml:space="preserve"/>
+            </w:r>
+          </w:p>
+        </w:tc>
+      </w:tr>
+    </w:tbl>
+    <w:p>
+      <w:pPr>
+        <w:spacing w:after="60" w:before="120"/>
+      </w:pPr>
+      <w:r>
+        <w:rPr>
+          <w:b/>
+          <w:bCs/>
+          <w:sz w:val="20"/>
+          <w:szCs w:val="20"/>
+        </w:rPr>
+        <w:t xml:space="preserve">Earnings chain: </w:t>
+      </w:r>
+      <w:r>
+        <w:rPr>
+          <w:b w:val="false"/>
+          <w:bCs w:val="false"/>
+          <w:sz w:val="20"/>
+          <w:szCs w:val="20"/>
+        </w:rPr>
+        <w:t xml:space="preserve">M&amp;M integration + sourcing synergies</w:t>
+      </w:r>
+      <w:r>
+        <w:rPr>
+          <w:color w:val="666666"/>
+          <w:sz w:val="20"/>
+          <w:szCs w:val="20"/>
+        </w:rPr>
+        <w:t xml:space="preserve"> → </w:t>
+      </w:r>
+      <w:r>
+        <w:rPr>
+          <w:b/>
+          <w:bCs/>
+          <w:color w:val="A32020"/>
+          <w:sz w:val="20"/>
+          <w:szCs w:val="20"/>
+        </w:rPr>
+        <w:t xml:space="preserve">new products + distribution access</w:t>
+      </w:r>
+      <w:r>
+        <w:rPr>
+          <w:color w:val="666666"/>
+          <w:sz w:val="20"/>
+          <w:szCs w:val="20"/>
+        </w:rPr>
+        <w:t xml:space="preserve"> → </w:t>
+      </w:r>
+      <w:r>
+        <w:rPr>
+          <w:b w:val="false"/>
+          <w:bCs w:val="false"/>
+          <w:sz w:val="20"/>
+          <w:szCs w:val="20"/>
+        </w:rPr>
+        <w:t xml:space="preserve">volume / market-share gains</w:t>
+      </w:r>
+      <w:r>
+        <w:rPr>
+          <w:color w:val="666666"/>
+          <w:sz w:val="20"/>
+          <w:szCs w:val="20"/>
+        </w:rPr>
+        <w:t xml:space="preserve"> → </w:t>
+      </w:r>
+      <w:r>
+        <w:rPr>
+          <w:b w:val="false"/>
+          <w:bCs w:val="false"/>
+          <w:sz w:val="20"/>
+          <w:szCs w:val="20"/>
+        </w:rPr>
+        <w:t xml:space="preserve">revenue growth</w:t>
+      </w:r>
+      <w:r>
+        <w:rPr>
+          <w:color w:val="666666"/>
+          <w:sz w:val="20"/>
+          <w:szCs w:val="20"/>
+        </w:rPr>
+        <w:t xml:space="preserve"> → </w:t>
+      </w:r>
+      <w:r>
+        <w:rPr>
+          <w:b w:val="false"/>
+          <w:bCs w:val="false"/>
+          <w:sz w:val="20"/>
+          <w:szCs w:val="20"/>
+        </w:rPr>
+        <w:t xml:space="preserve">operating leverage on fixed plant</w:t>
+      </w:r>
+      <w:r>
+        <w:rPr>
+          <w:color w:val="666666"/>
+          <w:sz w:val="20"/>
+          <w:szCs w:val="20"/>
+        </w:rPr>
+        <w:t xml:space="preserve"> → </w:t>
+      </w:r>
+      <w:r>
+        <w:rPr>
+          <w:b w:val="false"/>
+          <w:bCs w:val="false"/>
+          <w:sz w:val="20"/>
+          <w:szCs w:val="20"/>
+        </w:rPr>
+        <w:t xml:space="preserve">EBITDA margin expansion</w:t>
+      </w:r>
+      <w:r>
+        <w:rPr>
+          <w:color w:val="666666"/>
+          <w:sz w:val="20"/>
+          <w:szCs w:val="20"/>
+        </w:rPr>
+        <w:t xml:space="preserve"> → </w:t>
+      </w:r>
+      <w:r>
+        <w:rPr>
+          <w:b w:val="false"/>
+          <w:bCs w:val="false"/>
+          <w:sz w:val="20"/>
+          <w:szCs w:val="20"/>
+        </w:rPr>
+        <w:t xml:space="preserve">PAT</w:t>
+      </w:r>
+    </w:p>
+    <w:p>
+      <w:pPr>
+        <w:spacing w:after="120"/>
+      </w:pPr>
+      <w:r>
+        <w:rPr>
+          <w:color w:val="666666"/>
+          <w:sz w:val="18"/>
+          <w:szCs w:val="18"/>
+        </w:rPr>
+        <w:t xml:space="preserve">Bottleneck link: new products + distribution access.</w:t>
+      </w:r>
+    </w:p>
+    <w:p>
+      <w:pPr>
+        <w:spacing w:after="120"/>
+      </w:pPr>
+      <w:r>
+        <w:rPr>
+          <w:color w:val="666666"/>
+          <w:sz w:val="18"/>
+          <w:szCs w:val="18"/>
+        </w:rPr>
+        <w:t xml:space="preserve">Operating leverage: unclear - Q1 FY27 EBITDA margin contracted to 10.5% from 12.4% despite revenue +13%</w:t>
+      </w:r>
+    </w:p>
+    <w:p>
+      <w:pPr>
+        <w:spacing w:after="120"/>
+      </w:pPr>
+      <w:r>
+        <w:rPr>
+          <w:color w:val="666666"/>
+          <w:sz w:val="18"/>
+          <w:szCs w:val="18"/>
+        </w:rPr>
+        <w:t xml:space="preserve">Evidenced: M&amp;M integration + sourcing synergies; volume / market-share gains. Still assumed: operating leverage on fixed plant; EBITDA margin expansion; Rs 12,500 Cr scale.</w:t>
+      </w:r>
+    </w:p>
+    <w:p>
+      <w:pPr>
+        <w:spacing w:after="120"/>
+      </w:pPr>
+      <w:r>
+        <w:rPr>
+          <w:b/>
+          <w:bCs/>
+          <w:sz w:val="20"/>
+          <w:szCs w:val="20"/>
+        </w:rPr>
+        <w:t xml:space="preserve">Market expectation vs. our path:</w:t>
+      </w:r>
+    </w:p>
+    <w:tbl>
+      <w:tblPr>
+        <w:tblW w:type="dxa" w:w="9000"/>
+        <w:tblBorders>
+          <w:top w:val="single" w:color="auto" w:sz="4"/>
+          <w:left w:val="single" w:color="auto" w:sz="4"/>
+          <w:bottom w:val="single" w:color="auto" w:sz="4"/>
+          <w:right w:val="single" w:color="auto" w:sz="4"/>
+          <w:insideH w:val="single" w:color="auto" w:sz="4"/>
+          <w:insideV w:val="single" w:color="auto" w:sz="4"/>
+        </w:tblBorders>
+      </w:tblPr>
+      <w:tblGrid>
+        <w:gridCol w:w="3200"/>
+        <w:gridCol w:w="5800"/>
+      </w:tblGrid>
+      <w:tr>
+        <w:tc>
+          <w:tcPr>
+            <w:tcW w:type="dxa" w:w="3200"/>
+            <w:shd w:fill="F2F2F2" w:val="clear"/>
+          </w:tcPr>
+          <w:p>
+            <w:r>
+              <w:rPr>
+                <w:b/>
+                <w:bCs/>
+              </w:rPr>
+              <w:t xml:space="preserve">As of</w:t>
+            </w:r>
+          </w:p>
+        </w:tc>
+        <w:tc>
+          <w:tcPr>
+            <w:tcW w:type="dxa" w:w="5800"/>
+          </w:tcPr>
+          <w:p>
+            <w:r>
+              <w:t xml:space="preserve">2026-09-08</w:t>
+            </w:r>
+          </w:p>
+        </w:tc>
+      </w:tr>
+      <w:tr>
+        <w:tc>
+          <w:tcPr>
+            <w:tcW w:type="dxa" w:w="3200"/>
+            <w:shd w:fill="F2F2F2" w:val="clear"/>
+          </w:tcPr>
+          <w:p>
+            <w:r>
+              <w:rPr>
+                <w:b/>
+                <w:bCs/>
+              </w:rPr>
+              <w:t xml:space="preserve">Price / multiple</w:t>
+            </w:r>
+          </w:p>
+        </w:tc>
+        <w:tc>
+          <w:tcPr>
+            <w:tcW w:type="dxa" w:w="5800"/>
+          </w:tcPr>
+          <w:p>
+            <w:r>
+              <w:t xml:space="preserve">Rs 5328 · 50x P/E</w:t>
+            </w:r>
+          </w:p>
+        </w:tc>
+      </w:tr>
+      <w:tr>
+        <w:tc>
+          <w:tcPr>
+            <w:tcW w:type="dxa" w:w="3200"/>
+            <w:shd w:fill="F2F2F2" w:val="clear"/>
+          </w:tcPr>
+          <w:p>
+            <w:r>
+              <w:rPr>
+                <w:b/>
+                <w:bCs/>
+              </w:rPr>
+              <w:t xml:space="preserve">Right valuation lens</w:t>
+            </w:r>
+          </w:p>
+        </w:tc>
+        <w:tc>
+          <w:tcPr>
+            <w:tcW w:type="dxa" w:w="5800"/>
+          </w:tcPr>
+          <w:p>
+            <w:r>
+              <w:t xml:space="preserve">P/E</w:t>
+            </w:r>
+          </w:p>
+        </w:tc>
+      </w:tr>
+      <w:tr>
+        <w:tc>
+          <w:tcPr>
+            <w:tcW w:type="dxa" w:w="3200"/>
+            <w:shd w:fill="F2F2F2" w:val="clear"/>
+          </w:tcPr>
+          <w:p>
+            <w:r>
+              <w:rPr>
+                <w:b/>
+                <w:bCs/>
+              </w:rPr>
+              <w:t xml:space="preserve">Price implies</w:t>
+            </w:r>
+          </w:p>
+        </w:tc>
+        <w:tc>
+          <w:tcPr>
+            <w:tcW w:type="dxa" w:w="5800"/>
+          </w:tcPr>
+          <w:p>
+            <w:r>
+              <w:t xml:space="preserve">~30-35% EPS CAGR FY26-28 needed to justify ~50x trailing at a ~25x exit; FY26 PAT grew 31% but Q1 FY27 PAT was -5% YoY</w:t>
+            </w:r>
+          </w:p>
+        </w:tc>
+      </w:tr>
+      <w:tr>
+        <w:tc>
+          <w:tcPr>
+            <w:tcW w:type="dxa" w:w="3200"/>
+            <w:shd w:fill="F2F2F2" w:val="clear"/>
+          </w:tcPr>
+          <w:p>
+            <w:r>
+              <w:rPr>
+                <w:b/>
+                <w:bCs/>
+              </w:rPr>
+              <w:t xml:space="preserve">Our FY27</w:t>
+            </w:r>
+          </w:p>
+        </w:tc>
+        <w:tc>
+          <w:tcPr>
+            <w:tcW w:type="dxa" w:w="5800"/>
+          </w:tcPr>
+          <w:p>
+            <w:r>
+              <w:t xml:space="preserve">revenue low-to-mid-teens growth; EBITDA margin ~10-11% (below FY26); PAT roughly flat to modestly down</w:t>
+            </w:r>
+          </w:p>
+        </w:tc>
+      </w:tr>
+      <w:tr>
+        <w:tc>
+          <w:tcPr>
+            <w:tcW w:type="dxa" w:w="3200"/>
+            <w:shd w:fill="F2F2F2" w:val="clear"/>
+          </w:tcPr>
+          <w:p>
+            <w:r>
+              <w:rPr>
+                <w:b/>
+                <w:bCs/>
+              </w:rPr>
+              <w:t xml:space="preserve">Our FY28</w:t>
+            </w:r>
+          </w:p>
+        </w:tc>
+        <w:tc>
+          <w:tcPr>
+            <w:tcW w:type="dxa" w:w="5800"/>
+          </w:tcPr>
+          <w:p>
+            <w:r>
+              <w:t xml:space="preserve">step-up contingent on M&amp;M new-product launches and capacity ramp landing on schedule</w:t>
+            </w:r>
+          </w:p>
+        </w:tc>
+      </w:tr>
+      <w:tr>
+        <w:tc>
+          <w:tcPr>
+            <w:tcW w:type="dxa" w:w="3200"/>
+            <w:shd w:fill="F2F2F2" w:val="clear"/>
+          </w:tcPr>
+          <w:p>
+            <w:r>
+              <w:rPr>
+                <w:b/>
+                <w:bCs/>
+              </w:rPr>
+              <w:t xml:space="preserve">Gap direction</w:t>
+            </w:r>
+          </w:p>
+        </w:tc>
+        <w:tc>
+          <w:tcPr>
+            <w:tcW w:type="dxa" w:w="5800"/>
+          </w:tcPr>
+          <w:p>
+            <w:r>
+              <w:t xml:space="preserve">over-optimistic</w:t>
+            </w:r>
+          </w:p>
+        </w:tc>
+      </w:tr>
+      <w:tr>
+        <w:tc>
+          <w:tcPr>
+            <w:tcW w:type="dxa" w:w="3200"/>
+            <w:shd w:fill="F2F2F2" w:val="clear"/>
+          </w:tcPr>
+          <w:p>
+            <w:r>
+              <w:rPr>
+                <w:b/>
+                <w:bCs/>
+              </w:rPr>
+              <w:t xml:space="preserve">Gap type</w:t>
+            </w:r>
+          </w:p>
+        </w:tc>
+        <w:tc>
+          <w:tcPr>
+            <w:tcW w:type="dxa" w:w="5800"/>
+          </w:tcPr>
+          <w:p>
+            <w:r>
+              <w:t xml:space="preserve">margin</w:t>
+            </w:r>
+          </w:p>
+        </w:tc>
+      </w:tr>
+      <w:tr>
+        <w:tc>
+          <w:tcPr>
+            <w:tcW w:type="dxa" w:w="3200"/>
+            <w:shd w:fill="F2F2F2" w:val="clear"/>
+          </w:tcPr>
+          <w:p>
+            <w:r>
+              <w:rPr>
+                <w:b/>
+                <w:bCs/>
+              </w:rPr>
+              <w:t xml:space="preserve">Gap magnitude</w:t>
+            </w:r>
+          </w:p>
+        </w:tc>
+        <w:tc>
+          <w:tcPr>
+            <w:tcW w:type="dxa" w:w="5800"/>
+          </w:tcPr>
+          <w:p>
+            <w:r>
+              <w:t xml:space="preserve">not estimable</w:t>
+            </w:r>
+          </w:p>
+        </w:tc>
+      </w:tr>
+      <w:tr>
+        <w:tc>
+          <w:tcPr>
+            <w:tcW w:type="dxa" w:w="3200"/>
+            <w:shd w:fill="F2F2F2" w:val="clear"/>
+          </w:tcPr>
+          <w:p>
+            <w:r>
+              <w:rPr>
+                <w:b/>
+                <w:bCs/>
+              </w:rPr>
+              <w:t xml:space="preserve">Gap basis</w:t>
+            </w:r>
+          </w:p>
+        </w:tc>
+        <w:tc>
+          <w:tcPr>
+            <w:tcW w:type="dxa" w:w="5800"/>
+          </w:tcPr>
+          <w:p>
+            <w:r>
+              <w:t xml:space="preserve">price needs sustained 30%+ EPS growth; latest quarter shows negative PAT growth and margin contraction, and the FY31 plan is an unquantified aspiration</w:t>
+            </w:r>
+          </w:p>
+        </w:tc>
+      </w:tr>
+      <w:tr>
+        <w:tc>
+          <w:tcPr>
+            <w:tcW w:type="dxa" w:w="3200"/>
+            <w:shd w:fill="F2F2F2" w:val="clear"/>
+          </w:tcPr>
+          <w:p>
+            <w:r>
+              <w:rPr>
+                <w:b/>
+                <w:bCs/>
+              </w:rPr>
+              <w:t xml:space="preserve">Evidence quality</w:t>
+            </w:r>
+          </w:p>
+        </w:tc>
+        <w:tc>
+          <w:tcPr>
+            <w:tcW w:type="dxa" w:w="5800"/>
+          </w:tcPr>
+          <w:p>
+            <w:r>
+              <w:t xml:space="preserve">weak</w:t>
+            </w:r>
+          </w:p>
+        </w:tc>
+      </w:tr>
+    </w:tbl>
+    <w:p>
+      <w:pPr>
+        <w:spacing w:after="120"/>
+      </w:pPr>
+      <w:r>
+        <w:rPr>
+          <w:i/>
+          <w:iCs/>
+          <w:color w:val="666666"/>
+          <w:sz w:val="16"/>
+          <w:szCs w:val="16"/>
+        </w:rPr>
+        <w:t xml:space="preserve">no broker consensus; implied path is a reverse-P/E estimate + screener.in forward figures + VP thread view</w:t>
+      </w:r>
+    </w:p>
+    <w:p>
+      <w:pPr>
+        <w:spacing w:after="120" w:before="120"/>
+      </w:pPr>
+      <w:r>
+        <w:rPr>
+          <w:b/>
+          <w:bCs/>
+          <w:sz w:val="20"/>
+          <w:szCs w:val="20"/>
+        </w:rPr>
+        <w:t xml:space="preserve">Catalyst: </w:t>
+      </w:r>
+      <w:r>
+        <w:rPr>
+          <w:sz w:val="20"/>
+          <w:szCs w:val="20"/>
+        </w:rPr>
+        <w:t xml:space="preserve">A quarter showing EBITDA margin recovery above 12% plus tangible M&amp;M product / distribution synergies</w:t>
+      </w:r>
+      <w:r>
+        <w:rPr>
+          <w:color w:val="666666"/>
+          <w:sz w:val="18"/>
+          <w:szCs w:val="18"/>
+        </w:rPr>
+        <w:t xml:space="preserve"> (window ~12M from 2026-09-08; undated; evidence low; pending)</w:t>
       </w:r>
     </w:p>
     <w:p>
@@ -260,15 +1822,728 @@
         <w:spacing w:after="120" w:before="280"/>
       </w:pPr>
       <w:r>
-        <w:t xml:space="preserve">BSE Corporate Actions / Other Red Flags</w:t>
-      </w:r>
-    </w:p>
-    <w:p>
-      <w:pPr>
-        <w:spacing w:after="120"/>
-      </w:pPr>
-      <w:r>
-        <w:t xml:space="preserve">M&amp;M's acquisition of 58.96% and CCI approval are the key confirmed corporate actions; no red flags identified.</w:t>
+        <w:t xml:space="preserve">Ishmohit-Lens Checks (value chain · earnings quality · growth trajectory · management · quality metrics · track record · global-signal check)</w:t>
+      </w:r>
+    </w:p>
+    <w:p>
+      <w:pPr>
+        <w:spacing w:after="120"/>
+      </w:pPr>
+      <w:r>
+        <w:rPr>
+          <w:i/>
+          <w:iCs/>
+          <w:color w:val="666666"/>
+          <w:sz w:val="18"/>
+          <w:szCs w:val="18"/>
+        </w:rPr>
+        <w:t xml:space="preserve">Extra checks drawn from @ishmohit1 / SOIC methodology (playbook/ishmohit-soic-style.md): where the company sits in its value chain and what the supply side is doing, whether a margin/PAT inflection is structural or a cyclical peak, the rate-of-change of growth vs. what the multiple demands, and management quality as a positive attribute.</w:t>
+      </w:r>
+    </w:p>
+    <w:p>
+      <w:pPr>
+        <w:spacing w:after="120"/>
+      </w:pPr>
+      <w:r>
+        <w:rPr>
+          <w:b/>
+          <w:bCs/>
+          <w:sz w:val="20"/>
+          <w:szCs w:val="20"/>
+        </w:rPr>
+        <w:t xml:space="preserve">Value chain &amp; supply side:</w:t>
+      </w:r>
+    </w:p>
+    <w:tbl>
+      <w:tblPr>
+        <w:tblW w:type="dxa" w:w="9000"/>
+        <w:tblBorders>
+          <w:top w:val="single" w:color="auto" w:sz="4"/>
+          <w:left w:val="single" w:color="auto" w:sz="4"/>
+          <w:bottom w:val="single" w:color="auto" w:sz="4"/>
+          <w:right w:val="single" w:color="auto" w:sz="4"/>
+          <w:insideH w:val="single" w:color="auto" w:sz="4"/>
+          <w:insideV w:val="single" w:color="auto" w:sz="4"/>
+        </w:tblBorders>
+      </w:tblPr>
+      <w:tblGrid>
+        <w:gridCol w:w="3200"/>
+        <w:gridCol w:w="5800"/>
+      </w:tblGrid>
+      <w:tr>
+        <w:tc>
+          <w:tcPr>
+            <w:tcW w:type="dxa" w:w="3200"/>
+            <w:shd w:fill="F2F2F2" w:val="clear"/>
+          </w:tcPr>
+          <w:p>
+            <w:r>
+              <w:rPr>
+                <w:b/>
+                <w:bCs/>
+              </w:rPr>
+              <w:t xml:space="preserve">Theme</w:t>
+            </w:r>
+          </w:p>
+        </w:tc>
+        <w:tc>
+          <w:tcPr>
+            <w:tcW w:type="dxa" w:w="5800"/>
+          </w:tcPr>
+          <w:p>
+            <w:r>
+              <w:t xml:space="preserve">commercial vehicles (LCV / ICV / buses)</w:t>
+            </w:r>
+          </w:p>
+        </w:tc>
+      </w:tr>
+      <w:tr>
+        <w:tc>
+          <w:tcPr>
+            <w:tcW w:type="dxa" w:w="3200"/>
+            <w:shd w:fill="F2F2F2" w:val="clear"/>
+          </w:tcPr>
+          <w:p>
+            <w:r>
+              <w:rPr>
+                <w:b/>
+                <w:bCs/>
+              </w:rPr>
+              <w:t xml:space="preserve">This company's position</w:t>
+            </w:r>
+          </w:p>
+        </w:tc>
+        <w:tc>
+          <w:tcPr>
+            <w:tcW w:type="dxa" w:w="5800"/>
+          </w:tcPr>
+          <w:p>
+            <w:r>
+              <w:t xml:space="preserve">niche LCV/ICV and bus OEM (~6-7% segment share), now an M&amp;M subsidiary</w:t>
+            </w:r>
+          </w:p>
+        </w:tc>
+      </w:tr>
+      <w:tr>
+        <w:tc>
+          <w:tcPr>
+            <w:tcW w:type="dxa" w:w="3200"/>
+            <w:shd w:fill="F2F2F2" w:val="clear"/>
+          </w:tcPr>
+          <w:p>
+            <w:r>
+              <w:rPr>
+                <w:b/>
+                <w:bCs/>
+              </w:rPr>
+              <w:t xml:space="preserve">Bottleneck node (pricing power)</w:t>
+            </w:r>
+          </w:p>
+        </w:tc>
+        <w:tc>
+          <w:tcPr>
+            <w:tcW w:type="dxa" w:w="5800"/>
+          </w:tcPr>
+          <w:p>
+            <w:r>
+              <w:t xml:space="preserve">dealer distribution reach and product breadth versus Tata / Ashok Leyland / VECV</w:t>
+            </w:r>
+          </w:p>
+        </w:tc>
+      </w:tr>
+      <w:tr>
+        <w:tc>
+          <w:tcPr>
+            <w:tcW w:type="dxa" w:w="3200"/>
+            <w:shd w:fill="F2F2F2" w:val="clear"/>
+          </w:tcPr>
+          <w:p>
+            <w:r>
+              <w:rPr>
+                <w:b/>
+                <w:bCs/>
+              </w:rPr>
+              <w:t xml:space="preserve">Supply-side status</w:t>
+            </w:r>
+          </w:p>
+        </w:tc>
+        <w:tc>
+          <w:tcPr>
+            <w:tcW w:type="dxa" w:w="5800"/>
+          </w:tcPr>
+          <w:p>
+            <w:r>
+              <w:t xml:space="preserve">consolidating</w:t>
+            </w:r>
+          </w:p>
+        </w:tc>
+      </w:tr>
+      <w:tr>
+        <w:tc>
+          <w:tcPr>
+            <w:tcW w:type="dxa" w:w="3200"/>
+            <w:shd w:fill="F2F2F2" w:val="clear"/>
+          </w:tcPr>
+          <w:p>
+            <w:r>
+              <w:rPr>
+                <w:b/>
+                <w:bCs/>
+              </w:rPr>
+              <w:t xml:space="preserve">Adjacent-node peers</w:t>
+            </w:r>
+          </w:p>
+        </w:tc>
+        <w:tc>
+          <w:tcPr>
+            <w:tcW w:type="dxa" w:w="5800"/>
+          </w:tcPr>
+          <w:p>
+            <w:r>
+              <w:t xml:space="preserve">Tata Motors CV, Ashok Leyland, VE Commercial Vehicles (Eicher), Force Motors</w:t>
+            </w:r>
+          </w:p>
+        </w:tc>
+      </w:tr>
+    </w:tbl>
+    <w:p>
+      <w:pPr>
+        <w:spacing w:after="120"/>
+      </w:pPr>
+      <w:r>
+        <w:rPr>
+          <w:color w:val="666666"/>
+          <w:sz w:val="18"/>
+          <w:szCs w:val="18"/>
+        </w:rPr>
+        <w:t xml:space="preserve">M&amp;M acquisition folds a sub-scale player into a larger CV portfolio, giving sourcing and distribution scale; SML remains a small share-taker in a cyclical, competitive segment dominated by the big three.</w:t>
+      </w:r>
+    </w:p>
+    <w:p>
+      <w:pPr>
+        <w:spacing w:after="60" w:before="120"/>
+      </w:pPr>
+      <w:r>
+        <w:rPr>
+          <w:b/>
+          <w:bCs/>
+          <w:sz w:val="20"/>
+          <w:szCs w:val="20"/>
+        </w:rPr>
+        <w:t xml:space="preserve">Earnings quality: </w:t>
+      </w:r>
+      <w:r>
+        <w:rPr>
+          <w:sz w:val="20"/>
+          <w:szCs w:val="20"/>
+        </w:rPr>
+        <w:t xml:space="preserve">margin driver cyclical</w:t>
+      </w:r>
+      <w:r>
+        <w:rPr>
+          <w:b/>
+          <w:bCs/>
+          <w:color w:val="A32020"/>
+          <w:sz w:val="20"/>
+          <w:szCs w:val="20"/>
+        </w:rPr>
+        <w:t xml:space="preserve"/>
+      </w:r>
+    </w:p>
+    <w:p>
+      <w:pPr>
+        <w:spacing w:after="120"/>
+      </w:pPr>
+      <w:r>
+        <w:rPr>
+          <w:color w:val="666666"/>
+          <w:sz w:val="18"/>
+          <w:szCs w:val="18"/>
+        </w:rPr>
+        <w:t xml:space="preserve">Drivers: CV up-cycle volume; operating leverage on fixed plant; M&amp;M sourcing synergies (early stage).</w:t>
+      </w:r>
+    </w:p>
+    <w:p>
+      <w:pPr>
+        <w:spacing w:after="120"/>
+      </w:pPr>
+      <w:r>
+        <w:rPr>
+          <w:color w:val="666666"/>
+          <w:sz w:val="18"/>
+          <w:szCs w:val="18"/>
+        </w:rPr>
+        <w:t xml:space="preserve">FY26 EBITDA margin ~11%; Q1 FY27 10.5% versus 12.4% YoY. Current margin is mid-cycle at best and already contracting on cost/mix - not a peak that needs normalising down, but not a base for operating-leverage upside either.</w:t>
+      </w:r>
+    </w:p>
+    <w:p>
+      <w:pPr>
+        <w:spacing w:after="60" w:before="120"/>
+      </w:pPr>
+      <w:r>
+        <w:rPr>
+          <w:b/>
+          <w:bCs/>
+          <w:sz w:val="20"/>
+          <w:szCs w:val="20"/>
+        </w:rPr>
+        <w:t xml:space="preserve">Growth trajectory: </w:t>
+      </w:r>
+      <w:r>
+        <w:rPr>
+          <w:b/>
+          <w:bCs/>
+          <w:color w:val="A32020"/>
+          <w:sz w:val="20"/>
+          <w:szCs w:val="20"/>
+        </w:rPr>
+        <w:t xml:space="preserve">YoY growth rate is decelerating</w:t>
+      </w:r>
+    </w:p>
+    <w:p>
+      <w:pPr>
+        <w:spacing w:after="120"/>
+      </w:pPr>
+      <w:r>
+        <w:rPr>
+          <w:color w:val="666666"/>
+          <w:sz w:val="18"/>
+          <w:szCs w:val="18"/>
+        </w:rPr>
+        <w:t xml:space="preserve">FY26 full year revenue +18%, PAT +31%; Q4 FY26 revenue +16% YoY, PAT +2.4% YoY; Q1 FY27 revenue +13% YoY, PAT -5% YoY, EBITDA -4.7% YoY - PAT growth has gone negative</w:t>
+      </w:r>
+    </w:p>
+    <w:p>
+      <w:pPr>
+        <w:spacing w:after="120"/>
+      </w:pPr>
+      <w:r>
+        <w:rPr>
+          <w:color w:val="666666"/>
+          <w:sz w:val="18"/>
+          <w:szCs w:val="18"/>
+        </w:rPr>
+        <w:t xml:space="preserve">Reverse P/E: ~50x trailing needs sustained 30%+ EPS growth; the most recent quarter printed negative PAT growth, so the multiple is ahead of delivery</w:t>
+      </w:r>
+    </w:p>
+    <w:p>
+      <w:pPr>
+        <w:spacing w:after="120"/>
+      </w:pPr>
+      <w:r>
+        <w:rPr>
+          <w:b/>
+          <w:bCs/>
+          <w:sz w:val="20"/>
+          <w:szCs w:val="20"/>
+        </w:rPr>
+        <w:t xml:space="preserve">Management quality (TVGP's "P"):</w:t>
+      </w:r>
+    </w:p>
+    <w:tbl>
+      <w:tblPr>
+        <w:tblW w:type="dxa" w:w="9000"/>
+        <w:tblBorders>
+          <w:top w:val="single" w:color="auto" w:sz="4"/>
+          <w:left w:val="single" w:color="auto" w:sz="4"/>
+          <w:bottom w:val="single" w:color="auto" w:sz="4"/>
+          <w:right w:val="single" w:color="auto" w:sz="4"/>
+          <w:insideH w:val="single" w:color="auto" w:sz="4"/>
+          <w:insideV w:val="single" w:color="auto" w:sz="4"/>
+        </w:tblBorders>
+      </w:tblPr>
+      <w:tblGrid>
+        <w:gridCol w:w="3200"/>
+        <w:gridCol w:w="5800"/>
+      </w:tblGrid>
+      <w:tr>
+        <w:tc>
+          <w:tcPr>
+            <w:tcW w:type="dxa" w:w="3200"/>
+            <w:shd w:fill="F2F2F2" w:val="clear"/>
+          </w:tcPr>
+          <w:p>
+            <w:r>
+              <w:rPr>
+                <w:b/>
+                <w:bCs/>
+              </w:rPr>
+              <w:t xml:space="preserve">Assessment</w:t>
+            </w:r>
+          </w:p>
+        </w:tc>
+        <w:tc>
+          <w:tcPr>
+            <w:tcW w:type="dxa" w:w="5800"/>
+          </w:tcPr>
+          <w:p>
+            <w:r>
+              <w:t xml:space="preserve">neutral</w:t>
+            </w:r>
+          </w:p>
+        </w:tc>
+      </w:tr>
+      <w:tr>
+        <w:tc>
+          <w:tcPr>
+            <w:tcW w:type="dxa" w:w="3200"/>
+            <w:shd w:fill="F2F2F2" w:val="clear"/>
+          </w:tcPr>
+          <w:p>
+            <w:r>
+              <w:rPr>
+                <w:b/>
+                <w:bCs/>
+              </w:rPr>
+              <w:t xml:space="preserve">Capital allocation</w:t>
+            </w:r>
+          </w:p>
+        </w:tc>
+        <w:tc>
+          <w:tcPr>
+            <w:tcW w:type="dxa" w:w="5800"/>
+          </w:tcPr>
+          <w:p>
+            <w:r>
+              <w:t xml:space="preserve">Capital allocation now controlled by M&amp;M; FY26 dividend Rs 23.50/share paid; the FY31 Rs 12,500 Cr roadmap implies a heavy multi-year capex cycle not yet detailed (unclear)</w:t>
+            </w:r>
+          </w:p>
+        </w:tc>
+      </w:tr>
+      <w:tr>
+        <w:tc>
+          <w:tcPr>
+            <w:tcW w:type="dxa" w:w="3200"/>
+            <w:shd w:fill="F2F2F2" w:val="clear"/>
+          </w:tcPr>
+          <w:p>
+            <w:r>
+              <w:rPr>
+                <w:b/>
+                <w:bCs/>
+              </w:rPr>
+              <w:t xml:space="preserve">Related-party trend</w:t>
+            </w:r>
+          </w:p>
+        </w:tc>
+        <w:tc>
+          <w:tcPr>
+            <w:tcW w:type="dxa" w:w="5800"/>
+          </w:tcPr>
+          <w:p>
+            <w:r>
+              <w:t xml:space="preserve">rising</w:t>
+            </w:r>
+          </w:p>
+        </w:tc>
+      </w:tr>
+      <w:tr>
+        <w:tc>
+          <w:tcPr>
+            <w:tcW w:type="dxa" w:w="3200"/>
+            <w:shd w:fill="F2F2F2" w:val="clear"/>
+          </w:tcPr>
+          <w:p>
+            <w:r>
+              <w:rPr>
+                <w:b/>
+                <w:bCs/>
+              </w:rPr>
+              <w:t xml:space="preserve">Guidance credibility</w:t>
+            </w:r>
+          </w:p>
+        </w:tc>
+        <w:tc>
+          <w:tcPr>
+            <w:tcW w:type="dxa" w:w="5800"/>
+          </w:tcPr>
+          <w:p>
+            <w:r>
+              <w:t xml:space="preserve">no-track-record</w:t>
+            </w:r>
+          </w:p>
+        </w:tc>
+      </w:tr>
+      <w:tr>
+        <w:tc>
+          <w:tcPr>
+            <w:tcW w:type="dxa" w:w="3200"/>
+            <w:shd w:fill="F2F2F2" w:val="clear"/>
+          </w:tcPr>
+          <w:p>
+            <w:r>
+              <w:rPr>
+                <w:b/>
+                <w:bCs/>
+              </w:rPr>
+              <w:t xml:space="preserve">Shareholder returns</w:t>
+            </w:r>
+          </w:p>
+        </w:tc>
+        <w:tc>
+          <w:tcPr>
+            <w:tcW w:type="dxa" w:w="5800"/>
+          </w:tcPr>
+          <w:p>
+            <w:r>
+              <w:t xml:space="preserve">consistent</w:t>
+            </w:r>
+          </w:p>
+        </w:tc>
+      </w:tr>
+      <w:tr>
+        <w:tc>
+          <w:tcPr>
+            <w:tcW w:type="dxa" w:w="3200"/>
+            <w:shd w:fill="F2F2F2" w:val="clear"/>
+          </w:tcPr>
+          <w:p>
+            <w:r>
+              <w:rPr>
+                <w:b/>
+                <w:bCs/>
+              </w:rPr>
+              <w:t xml:space="preserve">Capability ladder / VAP</w:t>
+            </w:r>
+          </w:p>
+        </w:tc>
+        <w:tc>
+          <w:tcPr>
+            <w:tcW w:type="dxa" w:w="5800"/>
+          </w:tcPr>
+          <w:p>
+            <w:r>
+              <w:t xml:space="preserve">—</w:t>
+            </w:r>
+          </w:p>
+        </w:tc>
+      </w:tr>
+    </w:tbl>
+    <w:p>
+      <w:pPr>
+        <w:spacing w:after="120"/>
+      </w:pPr>
+      <w:r>
+        <w:rPr>
+          <w:b/>
+          <w:bCs/>
+          <w:sz w:val="20"/>
+          <w:szCs w:val="20"/>
+        </w:rPr>
+        <w:t xml:space="preserve">Quality metrics (ROCE · debt · FCF · margin · capex):</w:t>
+      </w:r>
+    </w:p>
+    <w:tbl>
+      <w:tblPr>
+        <w:tblW w:type="dxa" w:w="9000"/>
+        <w:tblBorders>
+          <w:top w:val="single" w:color="auto" w:sz="4"/>
+          <w:left w:val="single" w:color="auto" w:sz="4"/>
+          <w:bottom w:val="single" w:color="auto" w:sz="4"/>
+          <w:right w:val="single" w:color="auto" w:sz="4"/>
+          <w:insideH w:val="single" w:color="auto" w:sz="4"/>
+          <w:insideV w:val="single" w:color="auto" w:sz="4"/>
+        </w:tblBorders>
+      </w:tblPr>
+      <w:tblGrid>
+        <w:gridCol w:w="3200"/>
+        <w:gridCol w:w="5800"/>
+      </w:tblGrid>
+      <w:tr>
+        <w:tc>
+          <w:tcPr>
+            <w:tcW w:type="dxa" w:w="3200"/>
+            <w:shd w:fill="F2F2F2" w:val="clear"/>
+          </w:tcPr>
+          <w:p>
+            <w:r>
+              <w:rPr>
+                <w:b/>
+                <w:bCs/>
+              </w:rPr>
+              <w:t xml:space="preserve">Assessment</w:t>
+            </w:r>
+          </w:p>
+        </w:tc>
+        <w:tc>
+          <w:tcPr>
+            <w:tcW w:type="dxa" w:w="5800"/>
+          </w:tcPr>
+          <w:p>
+            <w:r>
+              <w:t xml:space="preserve">neutral</w:t>
+            </w:r>
+          </w:p>
+        </w:tc>
+      </w:tr>
+      <w:tr>
+        <w:tc>
+          <w:tcPr>
+            <w:tcW w:type="dxa" w:w="3200"/>
+            <w:shd w:fill="F2F2F2" w:val="clear"/>
+          </w:tcPr>
+          <w:p>
+            <w:r>
+              <w:rPr>
+                <w:b/>
+                <w:bCs/>
+              </w:rPr>
+              <w:t xml:space="preserve">ROCE</w:t>
+            </w:r>
+          </w:p>
+        </w:tc>
+        <w:tc>
+          <w:tcPr>
+            <w:tcW w:type="dxa" w:w="5800"/>
+          </w:tcPr>
+          <w:p>
+            <w:r>
+              <w:t xml:space="preserve">30.9% (improving)</w:t>
+            </w:r>
+          </w:p>
+        </w:tc>
+      </w:tr>
+      <w:tr>
+        <w:tc>
+          <w:tcPr>
+            <w:tcW w:type="dxa" w:w="3200"/>
+            <w:shd w:fill="F2F2F2" w:val="clear"/>
+          </w:tcPr>
+          <w:p>
+            <w:r>
+              <w:rPr>
+                <w:b/>
+                <w:bCs/>
+              </w:rPr>
+              <w:t xml:space="preserve">Leverage</w:t>
+            </w:r>
+          </w:p>
+        </w:tc>
+        <w:tc>
+          <w:tcPr>
+            <w:tcW w:type="dxa" w:w="5800"/>
+          </w:tcPr>
+          <w:p>
+            <w:r>
+              <w:t xml:space="preserve">Net debt/EBITDA 0x</w:t>
+            </w:r>
+          </w:p>
+        </w:tc>
+      </w:tr>
+      <w:tr>
+        <w:tc>
+          <w:tcPr>
+            <w:tcW w:type="dxa" w:w="3200"/>
+            <w:shd w:fill="F2F2F2" w:val="clear"/>
+          </w:tcPr>
+          <w:p>
+            <w:r>
+              <w:rPr>
+                <w:b/>
+                <w:bCs/>
+              </w:rPr>
+              <w:t xml:space="preserve">FCF conversion</w:t>
+            </w:r>
+          </w:p>
+        </w:tc>
+        <w:tc>
+          <w:tcPr>
+            <w:tcW w:type="dxa" w:w="5800"/>
+          </w:tcPr>
+          <w:p>
+            <w:r>
+              <w:t xml:space="preserve">—</w:t>
+            </w:r>
+          </w:p>
+        </w:tc>
+      </w:tr>
+      <w:tr>
+        <w:tc>
+          <w:tcPr>
+            <w:tcW w:type="dxa" w:w="3200"/>
+            <w:shd w:fill="F2F2F2" w:val="clear"/>
+          </w:tcPr>
+          <w:p>
+            <w:r>
+              <w:rPr>
+                <w:b/>
+                <w:bCs/>
+              </w:rPr>
+              <w:t xml:space="preserve">Margin trend</w:t>
+            </w:r>
+          </w:p>
+        </w:tc>
+        <w:tc>
+          <w:tcPr>
+            <w:tcW w:type="dxa" w:w="5800"/>
+          </w:tcPr>
+          <w:p>
+            <w:r>
+              <w:t xml:space="preserve">contracting</w:t>
+            </w:r>
+          </w:p>
+        </w:tc>
+      </w:tr>
+      <w:tr>
+        <w:tc>
+          <w:tcPr>
+            <w:tcW w:type="dxa" w:w="3200"/>
+            <w:shd w:fill="F2F2F2" w:val="clear"/>
+          </w:tcPr>
+          <w:p>
+            <w:r>
+              <w:rPr>
+                <w:b/>
+                <w:bCs/>
+              </w:rPr>
+              <w:t xml:space="preserve">Capex efficiency</w:t>
+            </w:r>
+          </w:p>
+        </w:tc>
+        <w:tc>
+          <w:tcPr>
+            <w:tcW w:type="dxa" w:w="5800"/>
+          </w:tcPr>
+          <w:p>
+            <w:r>
+              <w:t xml:space="preserve">neutral</w:t>
+            </w:r>
+          </w:p>
+        </w:tc>
+      </w:tr>
+    </w:tbl>
+    <w:p>
+      <w:pPr>
+        <w:spacing w:after="60" w:before="120"/>
+      </w:pPr>
+      <w:r>
+        <w:rPr>
+          <w:b/>
+          <w:bCs/>
+          <w:sz w:val="20"/>
+          <w:szCs w:val="20"/>
+        </w:rPr>
+        <w:t xml:space="preserve">Track record (Coffee Can persistence check): </w:t>
+      </w:r>
+      <w:r>
+        <w:rPr>
+          <w:sz w:val="20"/>
+          <w:szCs w:val="20"/>
+        </w:rPr>
+        <w:t xml:space="preserve">cleared revenue growth ≥10% AND ROCE ≥15% in 1 of the last 3 years (consistency_score 33)</w:t>
+      </w:r>
+    </w:p>
+    <w:p>
+      <w:pPr>
+        <w:spacing w:after="120"/>
+      </w:pPr>
+      <w:r>
+        <w:rPr>
+          <w:color w:val="666666"/>
+          <w:sz w:val="18"/>
+          <w:szCs w:val="18"/>
+        </w:rPr>
+        <w:t xml:space="preserve">FY24-FY26 verifiable from public results. Only FY26 clearly cleared both revenue growth &gt;=10% and ROCE &gt;=15% in the same year; FY24-FY25 were a recovery off a weak, at-times loss-making base (Q2 FY22 loss, negative FY21 operating cash flow). Pre-FY24 per-year ROCE not reliably reconstructed this pass.</w:t>
       </w:r>
     </w:p>
     <w:p>
@@ -277,46 +2552,15 @@
         <w:spacing w:after="120" w:before="280"/>
       </w:pPr>
       <w:r>
-        <w:t xml:space="preserve">Bull Case</w:t>
-      </w:r>
-    </w:p>
-    <w:p>
-      <w:pPr>
-        <w:pStyle w:val="ListParagraph"/>
-        <w:numPr>
-          <w:ilvl w:val="0"/>
-          <w:numId w:val="1"/>
-        </w:numPr>
-        <w:spacing w:after="60"/>
-      </w:pPr>
-      <w:r>
-        <w:t xml:space="preserve">M&amp;M's acquisition is a genuine, sharp, company-specific catalyst - access to M&amp;M's scale, distribution, and potential new EV/CNG product lines was explicitly flagged by the community as a real unlock</w:t>
-      </w:r>
-    </w:p>
-    <w:p>
-      <w:pPr>
-        <w:pStyle w:val="ListParagraph"/>
-        <w:numPr>
-          <w:ilvl w:val="0"/>
-          <w:numId w:val="1"/>
-        </w:numPr>
-        <w:spacing w:after="60"/>
-      </w:pPr>
-      <w:r>
-        <w:t xml:space="preserve">Current ROCE/ROE (30.9%/35.4%) show the underlying business has already turned around operationally, independent of the M&amp;M deal</w:t>
-      </w:r>
-    </w:p>
-    <w:p>
-      <w:pPr>
-        <w:pStyle w:val="ListParagraph"/>
-        <w:numPr>
-          <w:ilvl w:val="0"/>
-          <w:numId w:val="1"/>
-        </w:numPr>
-        <w:spacing w:after="60"/>
-      </w:pPr>
-      <w:r>
-        <w:t xml:space="preserve">Stock already trades well above the 2025 open-offer price, suggesting the market has begun pricing in the M&amp;M-backing re-rating, though the thread offers no fresh read on whether this is fully priced or still early</w:t>
+        <w:t xml:space="preserve">Technical Read (Weekly / Monthly MACD + Bollinger Bands, or RSI/CCI/Williams %R proxy)</w:t>
+      </w:r>
+    </w:p>
+    <w:p>
+      <w:pPr>
+        <w:spacing w:after="120"/>
+      </w:pPr>
+      <w:r>
+        <w:t xml:space="preserve">Not independently pulled this pass. 52-week range Rs 2,719-5,988; stock near the upper half after the M&amp;M re-rating.</w:t>
       </w:r>
     </w:p>
     <w:p>
@@ -325,46 +2569,36 @@
         <w:spacing w:after="120" w:before="280"/>
       </w:pPr>
       <w:r>
-        <w:t xml:space="preserve">Bear Case / Key Risks</w:t>
-      </w:r>
-    </w:p>
-    <w:p>
-      <w:pPr>
-        <w:pStyle w:val="ListParagraph"/>
-        <w:numPr>
-          <w:ilvl w:val="0"/>
-          <w:numId w:val="1"/>
-        </w:numPr>
-        <w:spacing w:after="60"/>
-      </w:pPr>
-      <w:r>
-        <w:t xml:space="preserve">The ValuePickr thread is thin (24 posts total) and has not been updated in the ~13 months since the M&amp;M deal closed - there is no community verification of how integration, product-line expansion, or margin trends are actually progressing today</w:t>
-      </w:r>
-    </w:p>
-    <w:p>
-      <w:pPr>
-        <w:pStyle w:val="ListParagraph"/>
-        <w:numPr>
-          <w:ilvl w:val="0"/>
-          <w:numId w:val="1"/>
-        </w:numPr>
-        <w:spacing w:after="60"/>
-      </w:pPr>
-      <w:r>
-        <w:t xml:space="preserve">Historically volatile and at times loss-making (Q2 FY22 loss, negative FY21 operating cash flow financed by borrowings) - the current strong ROCE/ROE should be treated as a recent-period read, not a long, proven track record</w:t>
-      </w:r>
-    </w:p>
-    <w:p>
-      <w:pPr>
-        <w:pStyle w:val="ListParagraph"/>
-        <w:numPr>
-          <w:ilvl w:val="0"/>
-          <w:numId w:val="1"/>
-        </w:numPr>
-        <w:spacing w:after="60"/>
-      </w:pPr>
-      <w:r>
-        <w:t xml:space="preserve">No trusted user has made an explicit conviction call either before or after the M&amp;M deal</w:t>
+        <w:t xml:space="preserve">ValuePickr Community Signal</w:t>
+      </w:r>
+    </w:p>
+    <w:p>
+      <w:pPr>
+        <w:spacing w:after="120"/>
+      </w:pPr>
+      <w:r>
+        <w:t xml:space="preserve">Read all 24 available posts spanning Dec 2017 to Jul 2025 (thread is thin and has gone quiet since the M&amp;M deal closed - no posts found covering the subsequent ~13 months). Early thread (2017-2022) reflects a small, overlooked stock with volatile sales and at least one loss-making quarter. From 2024 the tone shifted to genuine operational recovery. The dominant, thesis-changing event is the Mar-Jul 2025 sequence: M&amp;M announced intent to acquire Sumitomo's stake (Mar 2025), made a formal open offer (Apr 2025), and received CCI approval (Jun 2025). Pass-1 deep dive relied on public disclosures (FY26 results, Q1 FY27 results, 42nd AGM 21-Jul-2026 FY31 targets), not new thread posts.</w:t>
+      </w:r>
+    </w:p>
+    <w:p>
+      <w:pPr>
+        <w:spacing w:after="120"/>
+      </w:pPr>
+      <w:r>
+        <w:rPr>
+          <w:b/>
+          <w:bCs/>
+          <w:sz w:val="20"/>
+          <w:szCs w:val="20"/>
+        </w:rPr>
+        <w:t xml:space="preserve">High-conviction call from a top contributor: </w:t>
+      </w:r>
+      <w:r>
+        <w:rPr>
+          <w:sz w:val="20"/>
+          <w:szCs w:val="20"/>
+        </w:rPr>
+        <w:t xml:space="preserve">nav_1996 and shyamutty (both trusted) posted informational context on the M&amp;M deal rationale and post-deal sales data respectively - neither made an explicit conviction/buy call. No trusted user has commented since the deal closed in mid-2025.</w:t>
       </w:r>
     </w:p>
     <w:p>
@@ -373,6 +2607,145 @@
         <w:spacing w:after="120" w:before="280"/>
       </w:pPr>
       <w:r>
+        <w:t xml:space="preserve">BSE Corporate Actions / Other Red Flags</w:t>
+      </w:r>
+    </w:p>
+    <w:p>
+      <w:pPr>
+        <w:spacing w:after="120"/>
+      </w:pPr>
+      <w:r>
+        <w:t xml:space="preserve">M&amp;M acquisition of 58.96% + CCI approval and the company rename to SML Mahindra are the key confirmed corporate actions; FY26 final dividend Rs 23.50/share. No red flags identified.</w:t>
+      </w:r>
+    </w:p>
+    <w:p>
+      <w:pPr>
+        <w:pStyle w:val="Heading1"/>
+        <w:spacing w:after="120" w:before="280"/>
+      </w:pPr>
+      <w:r>
+        <w:t xml:space="preserve">Bull Case</w:t>
+      </w:r>
+    </w:p>
+    <w:p>
+      <w:pPr>
+        <w:pStyle w:val="ListParagraph"/>
+        <w:numPr>
+          <w:ilvl w:val="0"/>
+          <w:numId w:val="1"/>
+        </w:numPr>
+        <w:spacing w:after="60"/>
+      </w:pPr>
+      <w:r>
+        <w:t xml:space="preserve">M&amp;M control is a genuine, company-specific catalyst - access to M&amp;M's distribution, sourcing scale and future EV/CNG/new-product pipeline; FY26 already showed SML outgrowing the CV industry (+17% vs +13%)</w:t>
+      </w:r>
+    </w:p>
+    <w:p>
+      <w:pPr>
+        <w:pStyle w:val="ListParagraph"/>
+        <w:numPr>
+          <w:ilvl w:val="0"/>
+          <w:numId w:val="1"/>
+        </w:numPr>
+        <w:spacing w:after="60"/>
+      </w:pPr>
+      <w:r>
+        <w:t xml:space="preserve">Excellent returns profile (ROCE/ROE 30.9%/35.4%) and a clean balance sheet; FY26 revenue Rs 2,838 Cr (+18%), PAT Rs 160 Cr (+31%)</w:t>
+      </w:r>
+    </w:p>
+    <w:p>
+      <w:pPr>
+        <w:pStyle w:val="ListParagraph"/>
+        <w:numPr>
+          <w:ilvl w:val="0"/>
+          <w:numId w:val="1"/>
+        </w:numPr>
+        <w:spacing w:after="60"/>
+      </w:pPr>
+      <w:r>
+        <w:t xml:space="preserve">M&amp;M FY31 roadmap targets Rs 12,500 Cr revenue and 10-12% CV market share (from 6-7%) - a long runway if execution lands</w:t>
+      </w:r>
+    </w:p>
+    <w:p>
+      <w:pPr>
+        <w:pStyle w:val="Heading1"/>
+        <w:spacing w:after="120" w:before="280"/>
+      </w:pPr>
+      <w:r>
+        <w:t xml:space="preserve">Bear Case / Key Risks</w:t>
+      </w:r>
+    </w:p>
+    <w:p>
+      <w:pPr>
+        <w:pStyle w:val="ListParagraph"/>
+        <w:numPr>
+          <w:ilvl w:val="0"/>
+          <w:numId w:val="1"/>
+        </w:numPr>
+        <w:spacing w:after="60"/>
+      </w:pPr>
+      <w:r>
+        <w:t xml:space="preserve">Q1 FY27 was soft: PAT -5% YoY, EBITDA -4.7% YoY, EBITDA margin 10.5% vs 12.4% - growth decelerating and margins contracting, not the operating leverage the multiple implies</w:t>
+      </w:r>
+    </w:p>
+    <w:p>
+      <w:pPr>
+        <w:pStyle w:val="ListParagraph"/>
+        <w:numPr>
+          <w:ilvl w:val="0"/>
+          <w:numId w:val="1"/>
+        </w:numPr>
+        <w:spacing w:after="60"/>
+      </w:pPr>
+      <w:r>
+        <w:t xml:space="preserve">Valuation has run ahead: ~50x trailing P/E and ~3.4x the Rs 1,554.60 M&amp;M open-offer price - most of the M&amp;M re-rating is done, and the FY31 targets are aspirational and capex-heavy</w:t>
+      </w:r>
+    </w:p>
+    <w:p>
+      <w:pPr>
+        <w:pStyle w:val="ListParagraph"/>
+        <w:numPr>
+          <w:ilvl w:val="0"/>
+          <w:numId w:val="1"/>
+        </w:numPr>
+        <w:spacing w:after="60"/>
+      </w:pPr>
+      <w:r>
+        <w:t xml:space="preserve">Historically volatile / at times loss-making (Q2 FY22 loss, negative FY21 operating cash flow); current strong ROCE is a recent-period read, not a decade-long track record</w:t>
+      </w:r>
+    </w:p>
+    <w:p>
+      <w:pPr>
+        <w:pStyle w:val="ListParagraph"/>
+        <w:numPr>
+          <w:ilvl w:val="0"/>
+          <w:numId w:val="1"/>
+        </w:numPr>
+        <w:spacing w:after="60"/>
+      </w:pPr>
+      <w:r>
+        <w:t xml:space="preserve">Sub-scale versus Tata Motors CV / Ashok Leyland / VECV - CV is a cyclical, competitive segment and SML holds only ~6-7% in its niches; no trusted user has made a conviction call</w:t>
+      </w:r>
+    </w:p>
+    <w:p>
+      <w:pPr>
+        <w:pStyle w:val="ListParagraph"/>
+        <w:numPr>
+          <w:ilvl w:val="0"/>
+          <w:numId w:val="1"/>
+        </w:numPr>
+        <w:spacing w:after="60"/>
+      </w:pPr>
+      <w:r>
+        <w:t xml:space="preserve">Related-party (M&amp;M sourcing) transactions will rise by design under the new parent</w:t>
+      </w:r>
+    </w:p>
+    <w:p>
+      <w:pPr>
+        <w:pStyle w:val="Heading1"/>
+        <w:spacing w:after="120" w:before="280"/>
+      </w:pPr>
+      <w:r>
         <w:t xml:space="preserve">Market-Cap Tier (informational — not a gate in this project)</w:t>
       </w:r>
     </w:p>
@@ -385,7 +2758,7 @@
           <w:b/>
           <w:bCs/>
         </w:rPr>
-        <w:t xml:space="preserve">Small/Mid-cap (~Rs 7,987 Cr)</w:t>
+        <w:t xml:space="preserve">Small/Mid-cap (~Rs 8,300 Cr)</w:t>
       </w:r>
     </w:p>
     <w:p>
@@ -408,7 +2781,35 @@
           <w:sz w:val="24"/>
           <w:szCs w:val="24"/>
         </w:rPr>
-        <w:t xml:space="preserve">10x-in-2-3-years</w:t>
+        <w:t xml:space="preserve">neither</w:t>
+      </w:r>
+    </w:p>
+    <w:p>
+      <w:pPr>
+        <w:spacing w:after="120"/>
+      </w:pPr>
+      <w:r>
+        <w:rPr>
+          <w:color w:val="666666"/>
+          <w:sz w:val="20"/>
+          <w:szCs w:val="20"/>
+        </w:rPr>
+        <w:t xml:space="preserve">4-box gate — tailwind: weak · TAM: weak · moat: weak · valuation: no  (score 1.5 / 4)</w:t>
+      </w:r>
+    </w:p>
+    <w:p>
+      <w:pPr>
+        <w:spacing w:after="120"/>
+      </w:pPr>
+      <w:r>
+        <w:rPr>
+          <w:i/>
+          <w:iCs/>
+          <w:color w:val="666666"/>
+          <w:sz w:val="20"/>
+          <w:szCs w:val="20"/>
+        </w:rPr>
+        <w:t xml:space="preserve">CV demand is cyclical not structural, and Q1 FY27 volume/PAT momentum decelerated - tailwind weak; FY31 Rs 12,500 Cr target is ~4.4x revenue, not enough headroom for a 10x off a ~Rs 8,300 Cr mcap at 50x P/E - tam weak; sub-scale versus Tata/Ashok Leyland/VECV, moat rests on the new M&amp;M parent not the standalone franchise - moat weak; ~50x trailing P/E and ~3.4x the M&amp;M open-offer price with margins contracting - valuation no. Score 1.5 -&gt; thesis_fit neither (hard).</w:t>
       </w:r>
     </w:p>
     <w:p>
@@ -431,46 +2832,59 @@
           <w:sz w:val="24"/>
           <w:szCs w:val="24"/>
         </w:rPr>
-        <w:t xml:space="preserve">A real, sharp M&amp;M-backing catalyst on top of a genuinely recovering business, but the community signal is stale and needs a fresh check next cycle</w:t>
-      </w:r>
-    </w:p>
-    <w:p>
-      <w:pPr>
-        <w:pStyle w:val="ListParagraph"/>
-        <w:numPr>
-          <w:ilvl w:val="0"/>
-          <w:numId w:val="1"/>
-        </w:numPr>
-        <w:spacing w:after="60"/>
-      </w:pPr>
-      <w:r>
-        <w:t xml:space="preserve">The M&amp;M acquisition is exactly the kind of sharp, company-specific catalyst the thesis calls for at this market-cap tier, not generic sector optimism</w:t>
-      </w:r>
-    </w:p>
-    <w:p>
-      <w:pPr>
-        <w:pStyle w:val="ListParagraph"/>
-        <w:numPr>
-          <w:ilvl w:val="0"/>
-          <w:numId w:val="1"/>
-        </w:numPr>
-        <w:spacing w:after="60"/>
-      </w:pPr>
-      <w:r>
-        <w:t xml:space="preserve">Current fundamentals (ROCE/ROE) are strong, but the historical volatility and the thread's year-long silence since the deal closed argue for treating this as an unconfirmed, developing situation rather than a settled high-conviction case</w:t>
-      </w:r>
-    </w:p>
-    <w:p>
-      <w:pPr>
-        <w:pStyle w:val="ListParagraph"/>
-        <w:numPr>
-          <w:ilvl w:val="0"/>
-          <w:numId w:val="1"/>
-        </w:numPr>
-        <w:spacing w:after="60"/>
-      </w:pPr>
-      <w:r>
-        <w:t xml:space="preserve">Should be prioritized for a fresh community/news check next cycle specifically to see how the M&amp;M integration and any new product lines are actually playing out</w:t>
+        <w:t xml:space="preserve">A genuinely better business under M&amp;M ownership, but Q1 FY27 growth decelerated and margins contracted while the stock sits at ~50x P/E and 3.4x the open-offer price - four-box score 1.5, thesis downgraded to neither, conviction cut to Low-Medium</w:t>
+      </w:r>
+    </w:p>
+    <w:p>
+      <w:pPr>
+        <w:pStyle w:val="ListParagraph"/>
+        <w:numPr>
+          <w:ilvl w:val="0"/>
+          <w:numId w:val="1"/>
+        </w:numPr>
+        <w:spacing w:after="60"/>
+      </w:pPr>
+      <w:r>
+        <w:t xml:space="preserve">The M&amp;M acquisition is a real company-specific catalyst and FY26 confirmed the turnaround, but Q1 FY27 (PAT -5% YoY, EBITDA margin 10.5% vs 12.4%) shows the near-term trajectory decelerating, not compounding</w:t>
+      </w:r>
+    </w:p>
+    <w:p>
+      <w:pPr>
+        <w:pStyle w:val="ListParagraph"/>
+        <w:numPr>
+          <w:ilvl w:val="0"/>
+          <w:numId w:val="1"/>
+        </w:numPr>
+        <w:spacing w:after="60"/>
+      </w:pPr>
+      <w:r>
+        <w:t xml:space="preserve">Valuation leaves little room: ~50x trailing earnings and ~3.4x the Rs 1,554.60 open-offer price mean the M&amp;M-backing re-rating is substantially priced; the FY31 Rs 12,500 Cr plan is an aspiration with no delivery track record under the new owner</w:t>
+      </w:r>
+    </w:p>
+    <w:p>
+      <w:pPr>
+        <w:pStyle w:val="ListParagraph"/>
+        <w:numPr>
+          <w:ilvl w:val="0"/>
+          <w:numId w:val="1"/>
+        </w:numPr>
+        <w:spacing w:after="60"/>
+      </w:pPr>
+      <w:r>
+        <w:t xml:space="preserve">four_box score 1.5 (tailwind weak / tam weak / moat weak / valuation no) -&gt; thesis_fit neither per the decision table; this is a quality compounder at a rich price, not a 10x candidate</w:t>
+      </w:r>
+    </w:p>
+    <w:p>
+      <w:pPr>
+        <w:pStyle w:val="ListParagraph"/>
+        <w:numPr>
+          <w:ilvl w:val="0"/>
+          <w:numId w:val="1"/>
+        </w:numPr>
+        <w:spacing w:after="60"/>
+      </w:pPr>
+      <w:r>
+        <w:t xml:space="preserve">Conviction Medium -&gt; Low-Medium: good returns and a supportive parent are offset by decelerating growth, margin contraction and a demanding multiple. No red flag, no trusted floor. Re-check next cycle for a quarter showing EBITDA margin recovery above 12% and evidence of M&amp;M product/distribution synergies landing</w:t>
       </w:r>
     </w:p>
     <w:p>

--- a/projects/valuepickr-open-screen/docs/SML Isuzu.docx
+++ b/projects/valuepickr-open-screen/docs/SML Isuzu.docx
@@ -2903,6 +2903,171 @@
           <w:szCs w:val="18"/>
         </w:rPr>
         <w:t xml:space="preserve">This is independent research and analysis for informational purposes only, not personalized financial or investment advice. Past multi-bagger performance and forum/social sentiment are not indicators of future returns. Do your own due diligence before investing.</w:t>
+      </w:r>
+    </w:p>
+    <w:p/>
+    <w:p>
+      <w:r>
+        <w:rPr>
+          <w:b/>
+          <w:sz w:val="28"/>
+        </w:rPr>
+        <w:t>🔄 RESEARCH UPDATE - 2026-10-05</w:t>
+      </w:r>
+    </w:p>
+    <w:p>
+      <w:r>
+        <w:rPr>
+          <w:b/>
+        </w:rPr>
+        <w:t>📊 Key Metrics:</w:t>
+      </w:r>
+    </w:p>
+    <w:p>
+      <w:pPr>
+        <w:ind w:left="360"/>
+      </w:pPr>
+      <w:r>
+        <w:t xml:space="preserve">  • Company: SML Isuzu Ltd</w:t>
+      </w:r>
+    </w:p>
+    <w:p>
+      <w:pPr>
+        <w:ind w:left="360"/>
+      </w:pPr>
+      <w:r>
+        <w:t xml:space="preserve">  • Conviction: Low-Medium</w:t>
+      </w:r>
+    </w:p>
+    <w:p>
+      <w:pPr>
+        <w:ind w:left="360"/>
+      </w:pPr>
+      <w:r>
+        <w:t xml:space="preserve">  • Thesis: neither</w:t>
+      </w:r>
+    </w:p>
+    <w:p>
+      <w:pPr>
+        <w:ind w:left="360"/>
+      </w:pPr>
+      <w:r>
+        <w:t xml:space="preserve">  • 4-Box Score: 1.5</w:t>
+      </w:r>
+    </w:p>
+    <w:p>
+      <w:pPr>
+        <w:ind w:left="360"/>
+      </w:pPr>
+      <w:r>
+        <w:t xml:space="preserve">  • Research Date: 2026-09-08</w:t>
+      </w:r>
+    </w:p>
+    <w:p>
+      <w:pPr>
+        <w:ind w:left="360"/>
+      </w:pPr>
+      <w:r>
+        <w:t xml:space="preserve">  • Red Flag: None</w:t>
+      </w:r>
+    </w:p>
+    <w:p/>
+    <w:p>
+      <w:r>
+        <w:rPr>
+          <w:b/>
+        </w:rPr>
+        <w:t>📝 Verdict:</w:t>
+      </w:r>
+    </w:p>
+    <w:p>
+      <w:pPr>
+        <w:ind w:left="360"/>
+      </w:pPr>
+      <w:r>
+        <w:t>A genuinely better business under M&amp;M ownership, but Q1 FY27 growth decelerated and margins contracted while the stock sits at ~50x P/E and 3.4x the open-offer price - four-box score 1.5, thesis downgraded to neither, conviction cut to Low-Medium</w:t>
+      </w:r>
+    </w:p>
+    <w:p/>
+    <w:p>
+      <w:r>
+        <w:rPr>
+          <w:b/>
+        </w:rPr>
+        <w:t>📈 Bull Case:</w:t>
+      </w:r>
+    </w:p>
+    <w:p>
+      <w:pPr>
+        <w:ind w:left="360"/>
+      </w:pPr>
+      <w:r>
+        <w:t>M&amp;M control is a genuine, company-specific catalyst - access to M&amp;M's distribution, sourcing scale and future EV/CNG/new-product pipeline; FY26 already showed SML outgrowing the CV industry (+17% vs +13%)</w:t>
+      </w:r>
+    </w:p>
+    <w:p>
+      <w:pPr>
+        <w:ind w:left="360"/>
+      </w:pPr>
+      <w:r>
+        <w:t>Excellent returns profile (ROCE/ROE 30.9%/35.4%) and a clean balance sheet; FY26 revenue Rs 2,838 Cr (+18%), PAT Rs 160 Cr (+31%)</w:t>
+      </w:r>
+    </w:p>
+    <w:p>
+      <w:pPr>
+        <w:ind w:left="360"/>
+      </w:pPr>
+      <w:r>
+        <w:t>M&amp;M FY31 roadmap targets Rs 12,500 Cr revenue and 10-12% CV market share (from 6-7%) - a long runway if execution lands</w:t>
+      </w:r>
+    </w:p>
+    <w:p/>
+    <w:p>
+      <w:r>
+        <w:rPr>
+          <w:b/>
+        </w:rPr>
+        <w:t>📉 Bear Case:</w:t>
+      </w:r>
+    </w:p>
+    <w:p>
+      <w:pPr>
+        <w:ind w:left="360"/>
+      </w:pPr>
+      <w:r>
+        <w:t>Q1 FY27 was soft: PAT -5% YoY, EBITDA -4.7% YoY, EBITDA margin 10.5% vs 12.4% - growth decelerating and margins contracting, not the operating leverage the multiple implies</w:t>
+      </w:r>
+    </w:p>
+    <w:p>
+      <w:pPr>
+        <w:ind w:left="360"/>
+      </w:pPr>
+      <w:r>
+        <w:t>Valuation has run ahead: ~50x trailing P/E and ~3.4x the Rs 1,554.60 M&amp;M open-offer price - most of the M&amp;M re-rating is done, and the FY31 targets are aspirational and capex-heavy</w:t>
+      </w:r>
+    </w:p>
+    <w:p>
+      <w:pPr>
+        <w:ind w:left="360"/>
+      </w:pPr>
+      <w:r>
+        <w:t>Historically volatile / at times loss-making (Q2 FY22 loss, negative FY21 operating cash flow); current strong ROCE is a recent-period read, not a decade-long track record</w:t>
+      </w:r>
+    </w:p>
+    <w:p>
+      <w:pPr>
+        <w:ind w:left="360"/>
+      </w:pPr>
+      <w:r>
+        <w:t>Sub-scale versus Tata Motors CV / Ashok Leyland / VECV - CV is a cyclical, competitive segment and SML holds only ~6-7% in its niches; no trusted user has made a conviction call</w:t>
+      </w:r>
+    </w:p>
+    <w:p>
+      <w:pPr>
+        <w:ind w:left="360"/>
+      </w:pPr>
+      <w:r>
+        <w:t>Related-party (M&amp;M sourcing) transactions will rise by design under the new parent</w:t>
       </w:r>
     </w:p>
     <w:sectPr>
